--- a/resumbission/v17/Wallenstein-Manning_ERFS_manuscript_v17-clean.docx
+++ b/resumbission/v17/Wallenstein-Manning_ERFS_manuscript_v17-clean.docx
@@ -207,7 +207,7 @@
       </w:pPr>
       <w:r>
         <w:rPr/>
-        <w:t>A fertilizer crisis lands differently on each farm. Recent fertilizer market disruptions, from the 2022 Russian and Belarusian fertilizer export restrictions to the 2026 Strait of Hormuz crisis, have shown how quickly geopolitical shocks become farm input shocks. The 2026 disruption effectively closed a transit corridor carrying roughly one-third of global fertilizer trade, driving urea prices up 37–50% within five weeks [1, 2]. North American and European commodity agriculture were generally better positioned to absorb the shock through several conventional buffers: domestic nitrogen production, forward purchasing contracts, and application rates that often leave room for reductions without proportional yield loss [3, 4]. The 2022 crisis followed a similar pattern, with global urea prices rising approximately 200% from late-2020 levels and DAP roughly tripling: North American nitrogen use declined approximately 3% while Sub-Saharan African use fell approximately 16% [5]. Yet price movements alone do not explain why the same disruption produces modest losses on one farm and severe losses on another.</w:t>
+        <w:t>A fertilizer crisis lands differently on each farm. Recent fertilizer market disruptions, from the 2022 Russian and Belarusian fertilizer export restrictions to the 2026 Strait of Hormuz crisis, have shown how quickly geopolitical shocks become farm input shocks. The 2026 disruption effectively closed a transit corridor carrying roughly one-fifth of global seaborne fertilizer trade, including close to half of globally traded urea, driving urea prices up 37–50% within five weeks [1, 2]. North American and European commodity agriculture were generally better positioned to absorb the shock through several conventional buffers: domestic nitrogen production, forward purchasing contracts, and application rates that often leave room for reductions without proportional yield loss [3, 4]. The 2022 crisis followed a similar pattern, with global urea prices rising approximately 200% from late-2020 levels and DAP roughly tripling: North American nitrogen use declined approximately 3% while Sub-Saharan African use fell approximately 16% [5]. Yet price movements alone do not explain why the same disruption produces modest losses on one farm and severe losses on another.</w:t>
       </w:r>
     </w:p>
     <w:p>
@@ -1534,7 +1534,7 @@
       </w:pPr>
       <w:r>
         <w:rPr/>
-        <w:t>The SOC buffer widens with shock severity, especially above price increases of approximately 100–150%, a range observed during recent crises (Supplementary Fig. S11).The spread between SOC at 25% and 100% of regional mean is 0.2–1.5 percentage points of yield loss at price increases of 100–150%, widening to 0.4–2.2 percentage points at 300%, with the steepest separation in North America and Sub-Saharan Africa. Most of the management-relevant separation among SOC levels occurs once price increases are large enough to force substantial fertilizer cuts.</w:t>
+        <w:t>The SOC buffer widens with shock severity, especially above price increases of approximately 100–150%, a range observed during recent crises (Supplementary Fig. S11). The spread between SOC at 25% and 100% of regional mean is 0.2–1.5 percentage points of yield loss at price increases of 100–150%, widening to 0.4–2.2 percentage points at 300%, with the steepest separation in North America and Sub-Saharan Africa. Most of the management-relevant separation among SOC levels occurs once price increases are large enough to force substantial fertilizer cuts.</w:t>
       </w:r>
     </w:p>
     <w:p>
@@ -1566,7 +1566,7 @@
       </w:pPr>
       <w:r>
         <w:rPr/>
-        <w:t>Under a sustained fertilizer price scenario calibrated to reduce regional fertilizer use by approximately 20% under S1 (a +104% price shock, production-weighted across regions and time-averaged across the years of sustained disruption), the depletion-driven compensation channel active in S3 partially offsets the response, so the realized S3 reduction averages approximately 19% over the sustained-disruption period (production-weighted across regions and averaged over the disruption years). Production-weighted global yield loss reaches 2.3% in year 1 and rises to 3.2% by year 10 as reduced residue return drives SOC depletion. Regional year-10 losses range from 1.2% (East Asia) to 5.1% (South Asia), with FSU/Central Asia at 5.5% and Sub-Saharan Africa at 4.9%. Latin America shows a modest modelled loss of 2.5% in year 10, reflecting moderate price elasticity and lower yield response to fertilizer.</w:t>
+        <w:t>Under a sustained fertilizer price scenario calibrated to reduce regional fertilizer use by approximately 20% under S1 (a +104% price shock, production-weighted across regions and time-averaged across the years of sustained disruption), the depletion-driven compensation channel active in S3 partially offsets the response, so the realized S3 reduction averages approximately 19% over the sustained-disruption period (production-weighted across regions and averaged over the disruption years). Production-weighted global yield loss reaches 2.3% in year 1 and rises to 3.0% by year 10 as reduced residue return drives SOC depletion. Regional year-10 losses range from 1.2% (East Asia) to 5.1% (FSU/Central Asia), with South Asia at 4.8% and Sub-Saharan Africa at 4.7%. Latin America shows a modest modelled loss of 2.4% in year 10, reflecting moderate price elasticity and lower yield response to fertilizer.</w:t>
       </w:r>
     </w:p>
     <w:p>
@@ -1727,7 +1727,7 @@
           <w:sz w:val="20"/>
           <w:szCs w:val="20"/>
         </w:rPr>
-        <w:t xml:space="preserve"> Total year-10 regional yield change plotted against regional mean SOC, with bubble size indicating absolute fertilizer-demand price elasticity. Panel a isolates the shock-specific SOC-buffering effect, whereas panels b and c show total regional year-10 losses at regional mean SOC.</w:t>
+        <w:t xml:space="preserve"> Total year-10 regional yield change plotted against regional mean SOC, with bubble size indicating absolute fertilizer-demand price elasticity. Panel a isolates the shock-specific SOC-buffering effect (the year-1 buffering direction is positive in every region across the joint-prior ensemble; at year 10, under the global soil-N depletion elasticity of −0.50, low-SOC farms partially offset declining mineralization with additional fertilizer purchases, producing non-monotone gradients at low SOC in Latin America, Sub-Saharan Africa and FSU/Central Asia, so year-10 gradients are conditional on that global scenario assumption), whereas panels b and c show total regional year-10 losses at regional mean SOC.</w:t>
       </w:r>
     </w:p>
     <w:p>
@@ -1766,18 +1766,18 @@
       </w:pPr>
       <w:r>
         <w:rPr/>
-        <w:t>When disruptions persist, reinforcing feedbacks compound the original nitrogen deficit: lower yields reduce residue return, accelerating SOM depletion and diminishing future mineralization capacity. The dominant feedback operates through the active pool (turnover 3 years; Methods) and the slow pool (half-life 19 years). A secondary feedback arises from reduced water-holding capacity as SOM declines [9].A 1-year pulse produces 2.3% global yield loss in year 1, with near-complete recovery to 0.04% by year 5 as soils re-equilibrate; the price shock ends with the pulse, so the residual loss in later years is attributable to soil state alone. A sustained 10-year disruption, by contrast, shows no recovery: loss rises from 2.3% in year 1 to 3.2% by year 10 as reduced crop residue return drives SOC depletion. Under 30 years of sustained disruption, Sub-Saharan Africa's SOC declines by 2.2% and its year-30 yield loss reaches 5.4% (South Asia 5.2%, FSU/Central Asia 5.8%). In percentage-of-stock terms, South Asia and Sub-Saharan Africa lose the largest share of their soil carbon and are not separable from each other (2.23% and 2.24%); percentage SOC decline does not order regions the way yield loss does.</w:t>
-      </w:r>
-    </w:p>
-    <w:p>
-      <w:pPr>
-        <w:pStyle w:val="Normal"/>
-        <w:spacing w:lineRule="auto" w:line="480" w:before="0" w:after="200"/>
-        <w:rPr/>
-      </w:pPr>
-      <w:r>
-        <w:rPr/>
-        <w:t>Price-mediated shocks and physical supply constraints produce different long-run trajectories. In S3, the price shock is calibrated to drive a 20% reduction under S1 and realizes approximately 19% once the depletion-driven compensation channel (ε_F,N) is active: the soil buffer tempers the initial shock but does not prevent compounding, with global year-10 yield loss reaching 3.2% and continuing to rise to 3.3% by year 30 as SOM depletes. SC1, a literal physical 20% supply constraint sustained indefinitely, produces a larger year-10 loss (3.8%), about 0.6 percentage points beyond the price-mediated S3 case, reflecting the additional damage when the supply cap forecloses the depletion-driven compensation channel and applies a deeper effective cut, on the same compounding trajectory. SC2, in which the same physical constraint resolves linearly over 20 years, shows the opposite trajectory: a year-10 loss of 1.9% declines as supply returns, falling to 0.1% by year 20. The SC1–SC2 contrast quantifies the value of supply-side recovery: a permanent physical constraint (SC1) leaves a 3.9% loss at year 30, while the constraint that resolves leaves essentially none (0.04%).</w:t>
+        <w:t>When disruptions persist, reinforcing feedbacks compound the original nitrogen deficit: lower yields reduce residue return, accelerating SOM depletion and diminishing future mineralization capacity. The dominant feedback operates through the active pool (turnover 3 years; Methods) and the slow pool (half-life 19 years). A secondary feedback arises from reduced water-holding capacity as SOM declines [9].A 1-year pulse produces 2.3% global yield loss in year 1, with near-complete recovery to 0.01% by year 5 as soils re-equilibrate; the price shock ends with the pulse, so the residual loss in later years is attributable to soil state alone. A sustained 10-year disruption, by contrast, shows no recovery: loss rises from 2.3% in year 1 to 3.0% by year 10 as reduced crop residue return drives SOC depletion. Under 30 years of sustained disruption, Sub-Saharan Africa's SOC declines by 2.1% and its year-30 yield loss reaches 5.1% (South Asia 4.8%, FSU/Central Asia 5.2%). In percentage-of-stock terms, Sub-Saharan Africa and South Asia lose the largest shares of their soil carbon (2.14% and 2.09%); percentage SOC decline does not order regions the way yield loss does.</w:t>
+      </w:r>
+    </w:p>
+    <w:p>
+      <w:pPr>
+        <w:pStyle w:val="Normal"/>
+        <w:spacing w:lineRule="auto" w:line="480" w:before="0" w:after="200"/>
+        <w:rPr/>
+      </w:pPr>
+      <w:r>
+        <w:rPr/>
+        <w:t>Price-mediated shocks and physical supply constraints produce different long-run trajectories. In S3, the price shock is calibrated to drive a 20% reduction under S1 and realizes approximately 19% once the depletion-driven compensation channel (ε_F,N) is active: the soil buffer tempers the initial shock but does not prevent compounding, with global year-10 yield loss reaching 3.0% and continuing to rise to 3.1% by year 30 as SOM depletes. SC1, a literal physical 20% supply constraint sustained indefinitely, produces a larger year-10 loss (3.7%), about 0.7 percentage points beyond the price-mediated S3 case, reflecting the additional damage when the supply cap forecloses the depletion-driven compensation channel and applies a deeper effective cut, on the same compounding trajectory. SC2, in which the same physical constraint resolves linearly over 20 years, shows the opposite trajectory: a year-10 loss of 1.9% declines as supply returns, falling to 0.1% by year 20. The SC1–SC2 contrast quantifies the value of supply-side recovery: a permanent physical constraint (SC1) leaves a 3.8% loss at year 30, while the constraint that resolves leaves essentially none (0.02%).</w:t>
       </w:r>
     </w:p>
     <w:p>
@@ -1825,7 +1825,7 @@
         <w:rPr>
           <w:rFonts w:eastAsia="Arial"/>
         </w:rPr>
-        <w:t>Increasing modeled monthly N capture efficiency from 0.45 to 0.65reduces Sub-Saharan African year-10 yield loss by approximately 55% under the sustained-disruption scenario (Supplementary Fig. S10). At the baseline efficiency of 0.75, the same scenario produces a 3.4% global year-10 yield loss; lower capture efficiency increases this loss and improved timing, placement, and enhanced-efficiency fertilizers reduce it. Monthly N capture efficiency is the maximum fraction of available soil mineral N (including both freshly applied fertilizer and SOM-derived mineralized N) that crops capture during the growing season, set by phenology and the synchrony between mineralization pulses and crop demand; we use the term to distinguish it from field-scale fertilizer recovery efficiency, which integrates losses across the soil-plant system. The capture-efficiency lever acts on a different timescale than SOM: SOM is the durable stock that determines how much mineral N is available, while in-season N capture determines what fraction of that available N is converted into crop production. The two are complementary rather than substitutable, and improving capture does not rebuild the underlying SOM stock.</w:t>
+        <w:t>Increasing modeled monthly N capture efficiency from 0.45 to 0.65 reduces Sub-Saharan African year-10 yield loss by approximately 8% (from 5.3% to 4.9%) under the sustained-disruption scenario (Supplementary Fig. S10). At the baseline efficiency of 0.75, the same scenario produces a 3.4% global year-10 yield loss; lower capture efficiency increases this loss and improved timing, placement, and enhanced-efficiency fertilizers reduce it. Monthly N capture efficiency is the maximum fraction of available soil mineral N (including both freshly applied fertilizer and SOM-derived mineralized N) that crops capture during the growing season, set by phenology and the synchrony between mineralization pulses and crop demand; we use the term to distinguish it from field-scale fertilizer recovery efficiency, which integrates losses across the soil-plant system. The capture-efficiency lever acts on a different timescale than SOM: SOM is the durable stock that determines how much mineral N is available, while in-season N capture determines what fraction of that available N is converted into crop production. The two are complementary rather than substitutable, and improving capture does not rebuild the underlying SOM stock.</w:t>
       </w:r>
     </w:p>
     <w:p>
@@ -2317,7 +2317,7 @@
       </w:pPr>
       <w:r>
         <w:rPr/>
-        <w:t>SOM and in-season N capture address different parts of the same resilience problem and should be considered together. SOM increases the stock of organic nitrogen available when fertilizer access falls; improved in-season N capture increases the fraction of available mineral nitrogen converted into crop production. Our model represents this capture component of NUE rather than total field-scale NUE, which also includes loss avoidance and the conversion of captured N into harvestable yield, neither of which is explicitly resolved here. Even within that bounded interpretation, raising modeled monthly N capture efficiency from 0.45 to 0.65reduces Sub-Saharan African year-10 yield loss by approximately 55% (Supplementary Fig. S10), indicating that improvements in timing, placement, retention and crop uptake can extend the productive value of existing soil N buffering during disruption. The two levers are not substitutes for one another. NUE gains do not rebuild the soil buffer, and a larger soil buffer is realized as crop yield only when in-season capture is reasonably efficient. Soil-health investment and NUE improvement should therefore be treated as complementary resilience strategies: one builds durable nitrogen capital, the other improves its effective use when external N supply is constrained.</w:t>
+        <w:t>SOM and in-season N capture address different parts of the same resilience problem and should be considered together. SOM increases the stock of organic nitrogen available when fertilizer access falls; improved in-season N capture increases the fraction of available mineral nitrogen converted into crop production. Our model represents this capture component of NUE rather than total field-scale NUE, which also includes loss avoidance and the conversion of captured N into harvestable yield, neither of which is explicitly resolved here. Even within that bounded interpretation, raising modeled monthly N capture efficiency from 0.45 to 0.65 reduces Sub-Saharan African year-10 yield loss by approximately 8% (Supplementary Fig. S10), indicating that improvements in timing, placement, retention and crop uptake can modestly extend the productive value of existing soil N buffering during disruption. The two levers are not substitutes for one another. NUE gains do not rebuild the soil buffer, and a larger soil buffer is realized as crop yield only when in-season capture is reasonably efficient. Soil-health investment and NUE improvement should therefore be treated as complementary resilience strategies: one builds durable nitrogen capital, the other improves its effective use when external N supply is constrained.</w:t>
       </w:r>
     </w:p>
     <w:p>
@@ -2339,7 +2339,7 @@
       </w:pPr>
       <w:r>
         <w:rPr/>
-        <w:t>Parameter uncertainty shifts the magnitude of these effects but not their direction. Price elasticities carry substantial uncertainty, particularly for Sub-Saharan Africa (εF,PF: −0.15 to −0.70 across country-level estimates); halving all elasticities preserves the qualitative regional pattern whilecompressing global year-10 yield loss by approximately 46% (Supplementary Fig. S8). A joint-uncertainty analysis across plausible biophysical and economic ranges (Supplementary Note 6) confirms that the SOC-buffering effect is positive in every region (Supplementary Fig. S9). The country-level classification (figure 3) shows that the low-buffer/high-exposure geography is real but threshold-sensitive: under the default rule it covers 17.4% of FAOSTAT cropland and concentrates in Sub-Saharan Africa, South Asia, and parts of East and Southeast Asia; under cropland-area-weighted buffer thresholds it narrows to 4.85%. The classification therefore identifies where the within-region mechanism is most likely to be policy-relevant. Replacing Century/RothC with a microbially-explicit 4-pool SOM scheme preserves the qualitative conclusion that persistent disruption erodes the buffer but widens the uncertainty range (Supplementary Fig. S5; Supplementary table 2), implying that microbially driven stabilization feedbacks could accelerate soil nitrogen depletion under prolonged shortfalls and shorten the window over which the buffer remains intact.</w:t>
+        <w:t>Parameter uncertainty shifts the magnitude of these effects but not their direction. Price elasticities carry substantial uncertainty, particularly for Sub-Saharan Africa (εF,PF: −0.15 to −0.70 across country-level estimates); halving all elasticities preserves the qualitative regional pattern while compressing global year-10 yield loss by approximately 50% (Supplementary Fig. S8). A joint-uncertainty analysis across plausible biophysical and economic ranges (Supplementary Note 6) confirms that the SOC-buffering effect is positive in every region (Supplementary Fig. S9). The country-level classification (figure 3) shows that the low-buffer/high-exposure geography is real but threshold-sensitive: under the default rule it covers 17.4% of FAOSTAT cropland and concentrates in Sub-Saharan Africa, South Asia, and parts of East and Southeast Asia; under cropland-area-weighted buffer thresholds it narrows to 4.85%. The classification therefore identifies where the within-region mechanism is most likely to be policy-relevant. Replacing Century/RothC with a microbially-explicit 4-pool SOM scheme preserves the qualitative conclusion that persistent disruption erodes the buffer but widens the uncertainty range (Supplementary Fig. S5; Supplementary table 2), implying that microbially driven stabilization feedbacks could accelerate soil nitrogen depletion under prolonged shortfalls and shorten the window over which the buffer remains intact.</w:t>
       </w:r>
     </w:p>
     <w:p>

--- a/resumbission/v17/Wallenstein-Manning_ERFS_manuscript_v17-clean.docx
+++ b/resumbission/v17/Wallenstein-Manning_ERFS_manuscript_v17-clean.docx
@@ -1,6 +1,6 @@
 
 <file path=word/document.xml><?xml version="1.0" encoding="utf-8"?>
-<w:document xmlns:o="urn:schemas-microsoft-com:office:office" xmlns:r="http://schemas.openxmlformats.org/officeDocument/2006/relationships" xmlns:v="urn:schemas-microsoft-com:vml" xmlns:w="http://schemas.openxmlformats.org/wordprocessingml/2006/main" xmlns:w10="urn:schemas-microsoft-com:office:word" xmlns:wp="http://schemas.openxmlformats.org/drawingml/2006/wordprocessingDrawing" xmlns:wps="http://schemas.microsoft.com/office/word/2010/wordprocessingShape" xmlns:wpg="http://schemas.microsoft.com/office/word/2010/wordprocessingGroup" xmlns:mc="http://schemas.openxmlformats.org/markup-compatibility/2006" xmlns:wp14="http://schemas.microsoft.com/office/word/2010/wordprocessingDrawing" xmlns:w14="http://schemas.microsoft.com/office/word/2010/wordml" xmlns:w15="http://schemas.microsoft.com/office/word/2012/wordml" mc:Ignorable="w14 wp14 w15">
+<w:document xmlns:o="urn:schemas-microsoft-com:office:office" xmlns:r="http://schemas.openxmlformats.org/officeDocument/2006/relationships" xmlns:v="urn:schemas-microsoft-com:vml" xmlns:w="http://schemas.openxmlformats.org/wordprocessingml/2006/main" xmlns:w10="urn:schemas-microsoft-com:office:word" xmlns:wp="http://schemas.openxmlformats.org/drawingml/2006/wordprocessingDrawing" xmlns:pic="http://schemas.openxmlformats.org/drawingml/2006/picture" xmlns:wps="http://schemas.microsoft.com/office/word/2010/wordprocessingShape" xmlns:wpg="http://schemas.microsoft.com/office/word/2010/wordprocessingGroup" xmlns:mc="http://schemas.openxmlformats.org/markup-compatibility/2006" xmlns:wp14="http://schemas.microsoft.com/office/word/2010/wordprocessingDrawing" xmlns:w14="http://schemas.microsoft.com/office/word/2010/wordml" xmlns:w15="http://schemas.microsoft.com/office/word/2012/wordml" mc:Ignorable="w14 wp14 w15">
   <w:body>
     <w:p>
       <w:pPr>
@@ -123,8 +123,19 @@
         <w:rPr/>
       </w:pPr>
       <w:r>
-        <w:rPr/>
-        <w:t>Fertilizer supply shocks do not translate directly into farm yield and financial losses: their effects depend partly on the extent to which soils can supply nitrogen when fertilizer use falls. Yet most frameworks used to evaluate impacts of fertilizer shocks treat soil buffering and economic exposure separately. We link soil nitrogen cycling, crop yield response and partial-equilibrium economics across eight global agricultural regions. Under a 100% fertilizer price spike, farmers reduce fertilizer purchases by 12–29%. Farms with higher soil organic matter (SOM) have smaller yield losses and and, across the four regions with audited nitrogen and crop prices, retain 0.3-1.0 percentage points more crop revenue net of nitrogen-fertilizer expenditure (a partial net-revenue measure), with the largest contrasts in North America and Sub-Saharan Africa. Across regions, yield and net-revenue outcomes reflect interactions among soil buffering, fertilizer-demand elasticity, base-yield position and food-demand elasticity. Persistent disruptions trigger a reinforcing feedback: lower yields reduce residue return, depleting SOM and weakening future nitrogen supply. SOM therefore acts as a dynamic nitrogen resilience stock. It complements fertilizer access but cannot replace it, and erodes when disruptions persist. These results suggest that soil-health investment and fertilizer access should be evaluated jointly in food-security risk planning.</w:t>
+        <w:t xml:space="preserve">Fertilizer supply shocks do not translate directly into farm yield and financial losses: their effects depend partly on the extent to which soils can supply nitrogen when fertilizer use falls. Yet most frameworks used to evaluate impacts of fertilizer shocks treat soil buffering and economic exposure separately. We link soil nitrogen cycling, crop yield response and partial-equilibrium economics across eight global agricultural regions. Under a 100% fertilizer price spike, farmers reduce fertilizer purchases by 12–29%. Farms with higher soil organic matter (SOM) have smaller yield losses and </w:t>
+      </w:r>
+      <w:r>
+        <w:t xml:space="preserve">and, across the four regions with audited nitrogen and crop prices, retain 0.3-1.0 percentage points more crop revenue net of nitrogen-fertilizer expenditure (a partial net-revenue measure), with the largest contrasts in North America and Sub-Saharan Africa</w:t>
+      </w:r>
+      <w:r>
+        <w:t xml:space="preserve">. </w:t>
+      </w:r>
+      <w:r>
+        <w:t xml:space="preserve">Across regions, yield and net-revenue outcomes reflect interactions among soil buffering, fertilizer-demand elasticity, base-yield position and food-demand elasticity.</w:t>
+      </w:r>
+      <w:r>
+        <w:t xml:space="preserve"> Persistent disruptions trigger a reinforcing feedback: lower yields reduce residue return, depleting SOM and weakening future nitrogen supply. SOM therefore acts as a dynamic nitrogen resilience stock. It complements fertilizer access but cannot replace it, and erodes when disruptions persist. These results suggest that soil-health investment and fertilizer access should be evaluated jointly in food-security risk planning.</w:t>
       </w:r>
     </w:p>
     <w:p>
@@ -206,8 +217,13 @@
         <w:rPr/>
       </w:pPr>
       <w:r>
-        <w:rPr/>
-        <w:t>A fertilizer crisis lands differently on each farm. Recent fertilizer market disruptions, from the 2022 Russian and Belarusian fertilizer export restrictions to the 2026 Strait of Hormuz crisis, have shown how quickly geopolitical shocks become farm input shocks. The 2026 disruption effectively closed a transit corridor carrying roughly one-fifth of global seaborne fertilizer trade, including close to half of globally traded urea, driving urea prices up 37–50% within five weeks [1, 2]. North American and European commodity agriculture were generally better positioned to absorb the shock through several conventional buffers: domestic nitrogen production, forward purchasing contracts, and application rates that often leave room for reductions without proportional yield loss [3, 4]. The 2022 crisis followed a similar pattern, with global urea prices rising approximately 200% from late-2020 levels and DAP roughly tripling: North American nitrogen use declined approximately 3% while Sub-Saharan African use fell approximately 16% [5]. Yet price movements alone do not explain why the same disruption produces modest losses on one farm and severe losses on another.</w:t>
+        <w:t xml:space="preserve">A fertilizer crisis lands differently on each farm. Recent fertilizer market disruptions, from the 2022 Russian and Belarusian fertilizer export restrictions to the 2026 Strait of Hormuz crisis, have shown how quickly geopolitical shocks become farm input shocks. </w:t>
+      </w:r>
+      <w:r>
+        <w:t xml:space="preserve">The 2026 disruption effectively closed a transit corridor carrying roughly one-fifth of global seaborne fertilizer trade, including close to half of globally traded urea</w:t>
+      </w:r>
+      <w:r>
+        <w:t xml:space="preserve">, driving urea prices up 37–50% within five weeks [1, 2]. North American and European commodity agriculture were generally better positioned to absorb the shock through several conventional buffers: domestic nitrogen production, forward purchasing contracts, and application rates that often leave room for reductions without proportional yield loss [3, 4]. The 2022 crisis followed a similar pattern, with global urea prices rising approximately 200% from late-2020 levels and DAP roughly tripling: North American nitrogen use declined approximately 3% while Sub-Saharan African use fell approximately 16% [5]. Yet price movements alone do not explain why the same disruption produces modest losses on one farm and severe losses on another.</w:t>
       </w:r>
     </w:p>
     <w:p>
@@ -361,8 +377,13 @@
         <w:rPr/>
       </w:pPr>
       <w:r>
-        <w:rPr/>
-        <w:t>The monthly nitrogen balance is driven by monthly temperature and precipitation normals (2001-2020) for a benchmark cropping location in each region, obtained from the ERA5 reanalysis (via the Open-Meteo archive), with potential evapotranspiration computed by the Hargreaves method; the benchmark coordinates approximate each region's dominant cropping zone (for example, the US Corn Belt, the North China Plain, and the Indo-Gangetic Plain). Planting and maturity months follow the dominant regional cropping system and standard crop calendars (for example, winter wheat in Europe and rabi wheat in South Asia). Soil water-holding capacity enters through a SOC-mediated coupling with sensitivity 3.5 mm per percentage point of SOC, the meta-analytic central slope (Minasny and McBratney [40]); the 8.4 mm upper end of their reported range is used as a sensitivity bound; the water-stress factor scales potential yield by one minus the product of a regional baseline water deficit and the SOC-mediated adjustment, floored at 30% of baseline to represent non-zero minimum biomass under severe stress.</w:t>
+        <w:t xml:space="preserve">The monthly nitrogen balance is driven by monthly temperature and precipitation normals (2001-2020) for a benchmark cropping location in each region, obtained from the ERA5 reanalysis (via the Open-Meteo archive), with potential evapotranspiration computed by the Hargreaves method; the benchmark coordinates approximate each region's dominant cropping zone (for example, the US Corn Belt, the North China Plain, and the Indo-Gangetic Plain). Planting and maturity months follow the dominant regional cropping system and standard crop calendars (for example, winter wheat in Europe and rabi wheat in South Asia). Soil water-holding capacity enters through a SOC-mediated coupling with </w:t>
+      </w:r>
+      <w:r>
+        <w:t xml:space="preserve">sensitivity 3.5 mm per percentage point of SOC, the meta-analytic central slope (Minasny and McBratney [40]); the 8.4 mm upper end of their reported range is used as a sensitivity bound</w:t>
+      </w:r>
+      <w:r>
+        <w:t xml:space="preserve">; the water-stress factor scales potential yield by one minus the product of a regional baseline water deficit and the SOC-mediated adjustment, floored at 30% of baseline to represent non-zero minimum biomass under severe stress.</w:t>
       </w:r>
     </w:p>
     <w:p>
@@ -394,41 +415,64 @@
         <w:rPr/>
       </w:pPr>
       <w:r>
-        <w:rPr/>
-        <w:t>The water stress multiplier represents the SOM–water-holding capacity (WHC) coupling as a smooth two-sided function of SOC relative to the regional baseline. SOC loss reduces WHC linearly (sensitivity 3.5 mm WHC per percentage point SOC, the meta-analytic central slope reported by Minasny &amp; McBratney [21]); SOC accumulation increases WHC with exponential saturation toward a ceiling (saturation scale 1.0 SOC unit) capturing the diminishing-returns behavior documented by Hudson [9]. Initial slopes on the loss and gain sides are matched, so the function is continuously differentiable at baseline SOC. Full equations and parameter values are given in Supplementary Methods.</w:t>
-      </w:r>
-    </w:p>
-    <w:p>
-      <w:pPr>
-        <w:pStyle w:val="Normal"/>
-        <w:spacing w:lineRule="auto" w:line="480" w:before="0" w:after="200"/>
-        <w:rPr/>
-      </w:pPr>
-      <w:r>
-        <w:rPr/>
-        <w:t>The economic component implements a partial-equilibrium model [22] that resolves fertilizer demand, food prices, and land allocation at each annual timestep across the three price-mediated scenario tiers (S1–S3; table 1). Food production and food prices are joint outputs of this component. The market-clearing food price is solved numerically at each timestep so that food demand equals the production response of the biophysical model itself: each candidate price implies a fertilizer rate through the demand elasticities, the monthly nitrogen balance is run at that rate, and the price is accepted only when demand equals the realized production change (Brent root-finding; clearing residual below 10⁻⁸ at every step of every published run). The local Mitscherlich elasticities reported in the Supplementary Information are diagnostics and do not enter the clearing, so the yield trajectories reported throughout and the production changes implicit in the food-price responses are the same quantity by construction. Key economic parameters are the price elasticity of fertilizer demand (εF,PF: -0.20 for North America to -0.50 for Sub-Saharan Africa) and food demand elasticity (η: -0.30 to -0.70), with cross-elasticity terms (ε_F,PY between fertilizer demand and food price; ε_F,N for the soil-N depletion feedback active under sustained disruption in S3, SC1, and SC2) and a regional land-supply elasticity (ε_L,PY). Elasticities are drawn from the Food Demand and Market Elasticity (FDME) meta-elasticities framework with regional calibration [23–25]. The model is parameterized across eight regions covering 1,230 Mha cropland and 99 Tg N yr⁻¹ synthetic nitrogen, with SOC from ISRIC SoilGrids 2.0 [26] and application rates from IFA [27]/FAO [5] (Supplementary table 1). All results presented here use Scenario S3 (full behavioral response with regional price elasticities) unless noted.</w:t>
-      </w:r>
-    </w:p>
-    <w:p>
-      <w:pPr>
-        <w:pStyle w:val="Normal"/>
-        <w:spacing w:lineRule="auto" w:line="480" w:before="0" w:after="200"/>
-        <w:rPr/>
-      </w:pPr>
-      <w:r>
-        <w:rPr/>
-        <w:t>Aggregate market clearing under regional supply and demand elasticities determines the regional output-price and fertilizer-demand responses to the shock. We use the output response at regional mean SOC levels to determine regional price changes that apply to farms at all levels of SOC. This simplification approximates output price responses driven by the distribution of SOC stocks within a region. Consistent with competitive output markets, individual farms' soil status affects their production response to changes in N inputs, but does not affect the price change they face (operationally: the coupled model is solved once per region at the regional mean SOC, producing the regional price and fertilizer paths; farm-level responses at each point of the within-region SOC distribution are then computed under those same paths, with farm-specific nitrogen dynamics) (full equations in Supplementary Methods).</w:t>
-      </w:r>
-    </w:p>
-    <w:p>
-      <w:pPr>
-        <w:pStyle w:val="Normal"/>
-        <w:spacing w:lineRule="auto" w:line="480" w:before="0" w:after="200"/>
-        <w:rPr/>
-      </w:pPr>
-      <w:r>
-        <w:rPr/>
-        <w:t>For the four regions with audited price pairs we report crop revenue net of nitrogen-fertilizer expenditure: revenue (yield × regional crop price, both per hectare) minus nitrogen cost (fertilizer applied × regional nitrogen price × (1 + price shock)). This is a partial net-revenue measure, not whole-farm gross margin, profit, or net farm income, because seed, labor, machinery, land and other nutrient costs are not modeled; nitrogen prices are primitive inputs and the nitrogen-cost share is derived from price, application rate and modeled baseline yield rather than set as an independent parameter. Regional fertilizer prices are 2019–2023 averages for urea equivalents from IFA and FAO commodity price series. Other production costs (seed, labor, land) are assumed constant across shock and baseline conditions; this calculation therefore captures percent changes in the shock-driven nitrogen-revenue trade-off but not full economic profit. All net-revenue impacts are expressed as percentage changes from the no-shock baseline at each SOC level, isolating shock-specific resilience differences.</w:t>
+        <w:t xml:space="preserve">The water stress multiplier represents the SOM–water-holding capacity (WHC) coupling as a smooth two-sided function of SOC relative to the regional baseline. SOC loss reduces WHC linearly (</w:t>
+      </w:r>
+      <w:r>
+        <w:t xml:space="preserve">sensitivity 3.5 mm WHC per percentage point SOC, the meta-analytic central slope reported by</w:t>
+      </w:r>
+      <w:r>
+        <w:t xml:space="preserve"> Minasny &amp; McBratney [21]); SOC accumulation increases WHC with exponential saturation toward a ceiling (saturation scale 1.0 SOC unit) capturing the diminishing-returns behavior documented by Hudson [9]. Initial slopes on the loss and gain sides are matched, so the function is continuously differentiable at baseline SOC. Full equations and parameter values are given in Supplementary Methods.</w:t>
+      </w:r>
+    </w:p>
+    <w:p>
+      <w:pPr>
+        <w:pStyle w:val="Normal"/>
+        <w:spacing w:lineRule="auto" w:line="480" w:before="0" w:after="200"/>
+        <w:rPr/>
+      </w:pPr>
+      <w:r>
+        <w:t xml:space="preserve">The economic component implements a partial-equilibrium model [22] that resolves fertilizer demand, food prices, and land allocation at each annual timestep across the three price-mediated scenario tiers (S1–S3; table 1).</w:t>
+      </w:r>
+      <w:r>
+        <w:t xml:space="preserve"> Food production and food prices are joint outputs of this component. The market-clearing food price is solved numerically at each timestep so that food demand equals the production response of the biophysical model itself: each candidate price implies a fertilizer rate through the demand elasticities, the monthly nitrogen balance is run at that rate, and the price is accepted only when demand equals the realized production change (Brent root-finding; clearing residual below 10⁻⁸ at every step of every published run). The local Mitscherlich elasticities reported in the Supplementary Information are diagnostics and do not enter the clearing, so the yield trajectories reported throughout and the production changes implicit in the food-price responses are the same quantity by construction.</w:t>
+      </w:r>
+      <w:r>
+        <w:t xml:space="preserve"> Key economic parameters are the price elasticity of fertilizer demand (εF,PF: -0.20 for North America to -0.50 for Sub-Saharan Africa) and food demand elasticity (η: -0.30 to -0.70), with cross-elasticity terms (ε_F,PY between fertilizer demand and food price; ε_F,N for the soil-N depletion feedback active under sustained disruption in S3, SC1, and SC2) and a regional land-supply elasticity (ε_L,PY). Elasticities are drawn from the Food Demand and Market Elasticity (FDME) meta-elasticities framework with regional calibration [23–25]. The model is parameterized across eight regions covering 1,230 Mha cropland and 99 Tg N yr⁻¹ synthetic nitrogen, with SOC from ISRIC SoilGrids 2.0 [26] and application rates from IFA [27]/FAO [5] (Supplementary table 1). All results presented here use Scenario S3 (full behavioral response with regional price elasticities) unless noted.</w:t>
+      </w:r>
+    </w:p>
+    <w:p>
+      <w:pPr>
+        <w:pStyle w:val="Normal"/>
+        <w:spacing w:lineRule="auto" w:line="480" w:before="0" w:after="200"/>
+        <w:rPr/>
+      </w:pPr>
+      <w:r>
+        <w:t xml:space="preserve">Aggregate market clearing under regional supply and demand elasticities determines the regional output-price and fertilizer-demand responses to the shock. We use the output response at regional mean SOC levels to determine regional price changes that apply to farms at all levels of SOC. This simplification approximates output price responses driven by the distribution of SOC stocks within a region. Consistent with competitive output markets, individual farms' soil status affects their production response to changes in N inputs, but does not affect the price change they face</w:t>
+      </w:r>
+      <w:r>
+        <w:t xml:space="preserve"> (operationally: the coupled model is solved once per region at the regional mean SOC, producing the regional price and fertilizer paths; farm-level responses at each point of the within-region SOC distribution are then computed under those same paths, with farm-specific nitrogen dynamics)</w:t>
+      </w:r>
+      <w:r>
+        <w:t xml:space="preserve"> (full equations in Supplementary Methods).</w:t>
+      </w:r>
+    </w:p>
+    <w:p>
+      <w:pPr>
+        <w:pStyle w:val="Normal"/>
+        <w:spacing w:lineRule="auto" w:line="480" w:before="0" w:after="200"/>
+        <w:rPr/>
+      </w:pPr>
+      <w:r>
+        <w:t xml:space="preserve">For the four regions with audited price pairs we report crop revenue net of nitrogen-fertilizer expenditure: revenue (yield × regional crop price, both per hectare) minus nitrogen cost (fertilizer applied × regional nitrogen price × (1 + price shock)). This is a partial net-revenue measure, not whole-farm gross margin, profit, or net farm income, because seed, labor, machinery, land and other nutrient costs are not modeled; nitrogen prices are primitive inputs and the nitrogen-cost share is derived from price, application rate and modeled baseline yield rather than set as an independent parameter.</w:t>
+      </w:r>
+      <w:r>
+        <w:t xml:space="preserve"> Regional fertilizer prices are 2019–2023 averages for urea equivalents from IFA and FAO commodity price series. Other production costs (seed, labor, land) are assumed constant across shock and baseline conditions; </w:t>
+      </w:r>
+      <w:r>
+        <w:t xml:space="preserve">this calculation therefore captures percent changes in the shock-driven nitrogen-revenue trade-off but not full economic profit. All net-revenue impacts are expressed as percentage changes</w:t>
+      </w:r>
+      <w:r>
+        <w:t xml:space="preserve"> from the no-shock baseline at each SOC level, isolating shock-specific resilience differences.</w:t>
       </w:r>
     </w:p>
     <w:p>
@@ -500,16 +544,16 @@
     <w:tbl>
       <w:tblPr>
         <w:tblW w:w="9000" w:type="dxa"/>
-        <w:jc w:val="left"/>
+        <w:jc w:val="start"/>
         <w:tblInd w:w="0" w:type="dxa"/>
         <w:tblLayout w:type="fixed"/>
         <w:tblCellMar>
           <w:top w:w="0" w:type="dxa"/>
-          <w:left w:w="108" w:type="dxa"/>
+          <w:start w:w="108" w:type="dxa"/>
           <w:bottom w:w="0" w:type="dxa"/>
-          <w:right w:w="108" w:type="dxa"/>
+          <w:end w:w="108" w:type="dxa"/>
         </w:tblCellMar>
-        <w:tblLook w:val="04a0" w:noHBand="0" w:noVBand="1" w:firstColumn="1" w:lastRow="0" w:lastColumn="0" w:firstRow="1"/>
+        <w:tblLook w:noHBand="0" w:noVBand="1" w:firstColumn="1" w:lastRow="0" w:lastColumn="0" w:firstRow="1" w:val="04a0"/>
       </w:tblPr>
       <w:tblGrid>
         <w:gridCol w:w="1800"/>
@@ -517,7 +561,7 @@
         <w:gridCol w:w="1397"/>
         <w:gridCol w:w="1403"/>
         <w:gridCol w:w="1396"/>
-        <w:gridCol w:w="1403"/>
+        <w:gridCol w:w="1404"/>
       </w:tblGrid>
       <w:tr>
         <w:trPr/>
@@ -633,7 +677,7 @@
         </w:tc>
         <w:tc>
           <w:tcPr>
-            <w:tcW w:w="1403" w:type="dxa"/>
+            <w:tcW w:w="1404" w:type="dxa"/>
             <w:tcBorders>
               <w:top w:val="single" w:sz="4" w:space="0" w:color="000000"/>
               <w:bottom w:val="single" w:sz="4" w:space="0" w:color="CCCCCC"/>
@@ -763,7 +807,7 @@
         </w:tc>
         <w:tc>
           <w:tcPr>
-            <w:tcW w:w="1403" w:type="dxa"/>
+            <w:tcW w:w="1404" w:type="dxa"/>
             <w:tcBorders>
               <w:top w:val="single" w:sz="4" w:space="0" w:color="CCCCCC"/>
               <w:bottom w:val="single" w:sz="4" w:space="0" w:color="CCCCCC"/>
@@ -892,7 +936,7 @@
         </w:tc>
         <w:tc>
           <w:tcPr>
-            <w:tcW w:w="1403" w:type="dxa"/>
+            <w:tcW w:w="1404" w:type="dxa"/>
             <w:tcBorders>
               <w:top w:val="single" w:sz="4" w:space="0" w:color="CCCCCC"/>
               <w:bottom w:val="single" w:sz="4" w:space="0" w:color="CCCCCC"/>
@@ -1021,7 +1065,7 @@
         </w:tc>
         <w:tc>
           <w:tcPr>
-            <w:tcW w:w="1403" w:type="dxa"/>
+            <w:tcW w:w="1404" w:type="dxa"/>
             <w:tcBorders>
               <w:top w:val="single" w:sz="4" w:space="0" w:color="CCCCCC"/>
               <w:bottom w:val="single" w:sz="4" w:space="0" w:color="CCCCCC"/>
@@ -1150,7 +1194,7 @@
         </w:tc>
         <w:tc>
           <w:tcPr>
-            <w:tcW w:w="1403" w:type="dxa"/>
+            <w:tcW w:w="1404" w:type="dxa"/>
             <w:tcBorders>
               <w:top w:val="single" w:sz="4" w:space="0" w:color="CCCCCC"/>
               <w:bottom w:val="single" w:sz="4" w:space="0" w:color="CCCCCC"/>
@@ -1279,7 +1323,7 @@
         </w:tc>
         <w:tc>
           <w:tcPr>
-            <w:tcW w:w="1403" w:type="dxa"/>
+            <w:tcW w:w="1404" w:type="dxa"/>
             <w:tcBorders>
               <w:top w:val="single" w:sz="4" w:space="0" w:color="CCCCCC"/>
               <w:bottom w:val="single" w:sz="4" w:space="0" w:color="000000"/>
@@ -1353,7 +1397,33 @@
       </w:pPr>
       <w:r>
         <w:rPr/>
-        <w:t>Under a 100% fertilizer price spike in Scenario S3, fertilizer purchases decline in every region according to the regional price elasticity, but the yield penalty depends on farm SOC (figure 1). In Sub-Saharan Africa, where fertilizer demand is most price-responsive ( = −0.50), purchases fall by approximately 29%. This reduction is nearly uniform across the within-region SOC gradient; SOC differences instead determine how much yield is lost for the same reduction in purchased nitrogen. Derivation of the price-to-purchase response and treatment of the food-price cross-elasticity are detailed in Supplementary Methods. A farm at the regional mean SOC (9 t C ha⁻¹) loses 3.4% of yield. A farm at half the mean loses 4.1%. That is an additional 0.7 percentage points of yield loss under the same fertilizer-purchase response. At 120% of the mean, yield loss falls to 3.2%; at 200%, to 2.5%, with diminishing returns beyond ~150%. In North America, fertilizer purchases fall by ~12% (ε</w:t>
+        <w:t>Under a 100% fertilizer price spike in Scenario S3, fertilizer purchases decline in every region according to the regional price elasticity, but the yield penalty depends on farm SOC (figure 1). In Sub-Saharan Africa, where fertilizer demand is most price-responsive (</w:t>
+      </w:r>
+      <m:oMath xmlns:m="http://schemas.openxmlformats.org/officeDocument/2006/math">
+        <m:r>
+          <m:t xml:space="preserve">εF</m:t>
+        </m:r>
+        <m:r>
+          <m:t xml:space="preserve">,</m:t>
+        </m:r>
+        <m:r>
+          <m:t xml:space="preserve">PF</m:t>
+        </m:r>
+      </m:oMath>
+      <w:r>
+        <w:t xml:space="preserve"> = −0.50), purchases fall by approximately 29%. This reduction is nearly uniform across the within-region SOC gradient; SOC differences instead determine how much yield is lost for the same reduction in purchased nitrogen. Derivation of the price-to-purchase response and treatment of the food-price cross-elasticity are detailed in Supplementary Methods. </w:t>
+      </w:r>
+      <w:r>
+        <w:t xml:space="preserve">A farm at the regional mean SOC (9 t C ha⁻¹) loses 3.4% of yield. A farm at half the mean loses 4.1%.</w:t>
+      </w:r>
+      <w:r>
+        <w:t xml:space="preserve"> That is an additional 0.7 percentage points of yield loss under the same fertilizer-purchase response. </w:t>
+      </w:r>
+      <w:r>
+        <w:t xml:space="preserve">At 120% of the mean, yield loss falls to 3.2%; at 200%, to 2.5%</w:t>
+      </w:r>
+      <w:r>
+        <w:t xml:space="preserve">, with diminishing returns beyond ~150%. In North America, fertilizer purchases fall by ~12% (ε</w:t>
       </w:r>
       <w:r>
         <w:rPr>
@@ -1373,8 +1443,19 @@
         <w:rPr/>
       </w:pPr>
       <w:r>
-        <w:rPr/>
-        <w:t>The same SOC gradient improves crop revenue net of nitrogen-fertilizer expenditure, our partial net-revenue measure (figure 1b; definition and exclusions in Methods). The audited price inputs do not support the submitted version’s claim that Sub-Saharan Africa has the largest financial loss. Under a 100% price spike, a Sub-Saharan African farm at the regional mean SOC sees net revenue essentially unchanged (+0.0%), while a farm at half the mean sees a 0.9% decline: the fertilizer savings and the output-price recovery largely offset the yield-loss revenue at the mean, and the offset erodes as SOC falls. In South Asia, the net-revenue penalty ranges from -6.8% at the regional mean SOC to -7.0% at half the mean, reflecting already-tight margins and the largest nitrogen cost share among the modeled regions. The difference between SOC at 50% and 100% of the regional mean translates to up to ~1.0 percentage point of retained net revenue under a single-season crisis (North America, 1.0 percentage points; Sub-Saharan Africa, 0.9; Latin America, 0.7; South Asia, 0.3). Where nitrogen expenditure claims a large share of crop revenue, as in South Asia (~15% at audited market prices), margin impacts exceed yield impacts; in Sub-Saharan Africa low application rates keep the nitrogen cost share small (~4%), so the net-revenue consequence of the spike is concentrated on low-SOC farms rather than on the region as a whole. In North America (cost share ~6%), net-revenue impacts are somewhat smaller than yield impacts. These figures are conditional on the market/replacement-cost price convention and are not whole-farm profitability.</w:t>
+        <w:t xml:space="preserve">The same SOC gradient improves crop revenue net of nitrogen-fertilizer expenditure, our partial net-revenue measure (figure 1b; definition and exclusions in Methods). The audited price inputs do not support the submitted version’s claim that Sub-Saharan Africa has the largest financial loss.</w:t>
+      </w:r>
+      <w:r>
+        <w:t xml:space="preserve"> </w:t>
+      </w:r>
+      <w:r>
+        <w:t xml:space="preserve">Under a 100% price spike, a Sub-Saharan African farm at the regional mean SOC sees net revenue essentially unchanged (+0.0%), while a farm at half the mean sees a 0.9% decline: the fertilizer savings and the output-price recovery largely offset the yield-loss revenue at the mean, and the offset erodes as SOC falls. In South Asia, the net-revenue penalty ranges from -6.8% at the regional mean SOC to -7.0% at half the mean, reflecting already-tight margins and the largest nitrogen cost share among the modeled regions.</w:t>
+      </w:r>
+      <w:r>
+        <w:t xml:space="preserve"> </w:t>
+      </w:r>
+      <w:r>
+        <w:t xml:space="preserve">The difference between SOC at 50% and 100% of the regional mean translates to up to ~1.0 percentage point of retained net revenue under a single-season crisis (North America, 1.0 percentage points; Sub-Saharan Africa, 0.9; Latin America, 0.7; South Asia, 0.3). Where nitrogen expenditure claims a large share of crop revenue, as in South Asia (~15% at audited market prices), margin impacts exceed yield impacts; in Sub-Saharan Africa low application rates keep the nitrogen cost share small (~4%), so the net-revenue consequence of the spike is concentrated on low-SOC farms rather than on the region as a whole. In North America (cost share ~6%), net-revenue impacts are somewhat smaller than yield impacts. These figures are conditional on the market/replacement-cost price convention and are not whole-farm profitability.</w:t>
       </w:r>
     </w:p>
     <w:p>
@@ -1406,9 +1487,9 @@
         <w:rPr/>
         <w:drawing>
           <wp:inline distT="0" distB="0" distL="0" distR="0">
-            <wp:extent cx="5943600" cy="2238375"/>
+            <wp:extent cx="5943600" cy="2238074"/>
             <wp:effectExtent l="0" t="0" r="0" b="0"/>
-            <wp:docPr id="1" name="Picture 1" descr=""/>
+            <wp:docPr id="1" name="Picture 1"/>
             <wp:cNvGraphicFramePr>
               <a:graphicFrameLocks xmlns:a="http://schemas.openxmlformats.org/drawingml/2006/main" noChangeAspect="1"/>
             </wp:cNvGraphicFramePr>
@@ -1416,14 +1497,14 @@
               <a:graphicData uri="http://schemas.openxmlformats.org/drawingml/2006/picture">
                 <pic:pic xmlns:pic="http://schemas.openxmlformats.org/drawingml/2006/picture">
                   <pic:nvPicPr>
-                    <pic:cNvPr id="1" name="Picture 1" descr=""/>
+                    <pic:cNvPr id="1" name="Picture 1"/>
                     <pic:cNvPicPr>
                       <a:picLocks noChangeAspect="1" noChangeArrowheads="1"/>
                     </pic:cNvPicPr>
                   </pic:nvPicPr>
                   <pic:blipFill>
                     <a:blip r:embed="rId2"/>
-                    <a:srcRect l="0" t="0" r="0" b="6340"/>
+                    <a:srcRect l="0" t="0" r="0" b="6342"/>
                     <a:stretch>
                       <a:fillRect/>
                     </a:stretch>
@@ -1431,11 +1512,12 @@
                   <pic:spPr bwMode="auto">
                     <a:xfrm>
                       <a:off x="0" y="0"/>
-                      <a:ext cx="5943600" cy="2238375"/>
+                      <a:ext cx="5943600" cy="2238074"/>
                     </a:xfrm>
                     <a:prstGeom prst="rect">
                       <a:avLst/>
                     </a:prstGeom>
+                    <a:noFill/>
                   </pic:spPr>
                 </pic:pic>
               </a:graphicData>
@@ -1470,7 +1552,15 @@
           <w:sz w:val="20"/>
           <w:szCs w:val="20"/>
         </w:rPr>
-        <w:t xml:space="preserve">Farm-level yield and partial net-revenue buffering under a 100% fertilizer price spike. Negative values indicate declines relative to the no-shock baseline. </w:t>
+        <w:t xml:space="preserve">Farm-level yield and partial net-revenue buffering under a 100% fertilizer price spike. Negative values indicate declines relative to the no-shock baseline.</w:t>
+      </w:r>
+      <w:r>
+        <w:rPr>
+          <w:rFonts w:eastAsia="Arial" w:cs="Arial" w:ascii="Arial" w:hAnsi="Arial"/>
+          <w:sz w:val="20"/>
+          <w:szCs w:val="20"/>
+        </w:rPr>
+        <w:t xml:space="preserve"> </w:t>
       </w:r>
       <w:r>
         <w:rPr>
@@ -1514,27 +1604,48 @@
           <w:sz w:val="20"/>
           <w:szCs w:val="20"/>
         </w:rPr>
-        <w:t xml:space="preserve"> Change in crop revenue net of nitrogen-fertilizer expenditure under the same scenario; this is not whole-farm gross margin because other costs are excluded. </w:t>
-      </w:r>
-    </w:p>
-    <w:p>
-      <w:pPr>
-        <w:pStyle w:val="Normal"/>
-        <w:rPr/>
-      </w:pPr>
-      <w:r>
-        <w:rPr/>
-      </w:r>
-    </w:p>
-    <w:p>
-      <w:pPr>
-        <w:pStyle w:val="Normal"/>
-        <w:spacing w:lineRule="auto" w:line="480" w:before="0" w:after="200"/>
-        <w:rPr/>
-      </w:pPr>
-      <w:r>
-        <w:rPr/>
-        <w:t>The SOC buffer widens with shock severity, especially above price increases of approximately 100–150%, a range observed during recent crises (Supplementary Fig. S11). The spread between SOC at 25% and 100% of regional mean is 0.2–1.5 percentage points of yield loss at price increases of 100–150%, widening to 0.4–2.2 percentage points at 300%, with the steepest separation in North America and Sub-Saharan Africa. Most of the management-relevant separation among SOC levels occurs once price increases are large enough to force substantial fertilizer cuts.</w:t>
+        <w:t xml:space="preserve"> </w:t>
+      </w:r>
+      <w:r>
+        <w:rPr>
+          <w:rFonts w:cs="Arial" w:ascii="Arial" w:hAnsi="Arial"/>
+          <w:sz w:val="20"/>
+          <w:szCs w:val="20"/>
+        </w:rPr>
+        <w:t xml:space="preserve">Change in crop revenue net of nitrogen-fertilizer expenditure under the same scenario; this is not whole-farm gross margin because other costs are excluded.</w:t>
+      </w:r>
+      <w:r>
+        <w:rPr>
+          <w:rFonts w:cs="Arial" w:ascii="Arial" w:hAnsi="Arial"/>
+          <w:sz w:val="20"/>
+          <w:szCs w:val="20"/>
+        </w:rPr>
+        <w:t xml:space="preserve"> </w:t>
+      </w:r>
+    </w:p>
+    <w:p>
+      <w:pPr>
+        <w:pStyle w:val="Normal"/>
+        <w:rPr/>
+      </w:pPr>
+      <w:r>
+        <w:rPr/>
+      </w:r>
+    </w:p>
+    <w:p>
+      <w:pPr>
+        <w:pStyle w:val="Normal"/>
+        <w:spacing w:lineRule="auto" w:line="480" w:before="0" w:after="200"/>
+        <w:rPr/>
+      </w:pPr>
+      <w:r>
+        <w:t xml:space="preserve">The SOC buffer widens with shock severity, especially above price increases of approximately 100–150%, </w:t>
+      </w:r>
+      <w:r>
+        <w:t xml:space="preserve">a range observed during recent crises (Supplementary Fig. S11). The spread between SOC at 25% and 100%</w:t>
+      </w:r>
+      <w:r>
+        <w:t xml:space="preserve"> of regional mean is 0.2–1.5 percentage points of yield loss at price increases of 100–150%, widening to 0.4–2.2 percentage points at 300%, with the steepest separation in North America and Sub-Saharan Africa. Most of the management-relevant separation among SOC levels occurs once price increases are large enough to force substantial fertilizer cuts.</w:t>
       </w:r>
     </w:p>
     <w:p>
@@ -1554,19 +1665,35 @@
         <w:rPr/>
       </w:pPr>
       <w:r>
-        <w:rPr/>
-        <w:t>SOC explains much of the within-region difference in farm resilience; region-specific behavioral and market parameters explain much of the cross-regional difference in exposure (figure 2). Figure 2 separates three components of sustained-disruption vulnerability. Panel a isolates the shock-induced year-10 loss along the within-region SOC gradient, calculated relative to a no-shock farm at the same SOC level. Panel b decomposes total year-10 regional losses into the direct fertilizer-shortfall effect and the added penalty from SOM depletion. Panel c places these losses in regional context by plotting total year-10 loss against mean SOC, with point size indicating fertilizer-demand elasticity. Across the SOC gradient in panel a, seven of the eight regions show the expected buffering pattern of smaller shock-induced losses at higher SOC,with the widest absolute gradients in Southeast Asia (from ~6.3% at 10% of regional mean SOC to ~2.6% at 200%) and South Asia (~7.5% to ~3.8%), and the largest proportional reduction in East Asia (~4.1% to ~0.6%). Sub-Saharan Africa is the one exception: its curve is non-monotone, rising from ~3.3% at 10% of regional mean SOC to a maximum loss of ~4.8% near 70–80% of the mean before easing to ~4.2% at 200%. Latin America and FSU/Central Asia show slight versions of the same shape below 20% of the regional mean. The low-SOC end of panel a is dominated by ten-year SOM relaxation rather than by the shock itself. A farm rescaled to a small fraction of regional mean SOC begins far from SOM equilibrium, so across ten years its pools rebuild, its mineralization rises above its own year-0 baseline, and the fertilizer-demand response to mineral N (εF,N) cuts purchased nitrogen to a small share of total nitrogen supply, so a proportional price-driven cut costs proportionally less. Losses at the extreme low-SOC end of panel a should therefore be read as a joint statement about shock exposure and SOM disequilibrium rather than about shock exposure alone (Supplementary Methods).</w:t>
-      </w:r>
-    </w:p>
-    <w:p>
-      <w:pPr>
-        <w:pStyle w:val="Normal"/>
-        <w:spacing w:lineRule="auto" w:line="480" w:before="0" w:after="200"/>
-        <w:rPr/>
-      </w:pPr>
-      <w:r>
-        <w:rPr/>
-        <w:t>Under a sustained fertilizer price scenario calibrated to reduce regional fertilizer use by approximately 20% under S1 (a +104% price shock, production-weighted across regions and time-averaged across the years of sustained disruption), the depletion-driven compensation channel active in S3 partially offsets the response, so the realized S3 reduction averages approximately 19% over the sustained-disruption period (production-weighted across regions and averaged over the disruption years). Production-weighted global yield loss reaches 2.3% in year 1 and rises to 3.0% by year 10 as reduced residue return drives SOC depletion. Regional year-10 losses range from 1.2% (East Asia) to 5.1% (FSU/Central Asia), with South Asia at 4.8% and Sub-Saharan Africa at 4.7%. Latin America shows a modest modelled loss of 2.4% in year 10, reflecting moderate price elasticity and lower yield response to fertilizer.</w:t>
+        <w:t xml:space="preserve">SOC explains much of the within-region difference in farm resilience; region-specific behavioral and market parameters explain much of the cross-regional difference in exposure (figure 2). Figure 2 separates three components of sustained-disruption vulnerability. Panel a isolates the shock-induced year-10 loss along the within-region SOC gradient, calculated relative to a no-shock farm at the same SOC level. Panel b decomposes total year-10 regional losses into the direct fertilizer-shortfall effect and the added penalty from SOM depletion. Panel c places these losses in regional context by plotting total year-10 loss against mean SOC, with point size indicating fertilizer-demand elasticity. Across the SOC gradient in panel a, seven of the eight regions show the expected buffering pattern of </w:t>
+      </w:r>
+      <w:r>
+        <w:t xml:space="preserve">smaller shock-induced losses at higher SOC, with the widest absolute gradients in South Asia (from ~6.5% at 10% of regional mean SOC to ~3.7% at 200%) and Southeast Asia (~5.1% to ~2.6%)</w:t>
+      </w:r>
+      <w:r>
+        <w:t xml:space="preserve">, and the largest proportional reduction in East Asia (~4.1% to ~0.6%). Sub-Saharan Africa is the one exception: its curve is non-monotone, rising from ~3.3% at 10% of regional mean SOC to a maximum loss of ~4.8% near 70–80% of the mean before easing to ~4.2% at 200%. Latin America and FSU/Central Asia show slight versions of the same shape below 20% of the regional mean. The low-SOC end of panel a is dominated by ten-year SOM relaxation rather than by the shock itself. A farm rescaled to a small fraction of regional mean SOC begins far from SOM equilibrium, so across ten years its pools rebuild, its mineralization rises above its own year-0 baseline, and the fertilizer-demand response to mineral N (εF,N) cuts purchased nitrogen to a small share of total nitrogen supply, so a proportional price-driven cut costs proportionally less. Losses at the extreme low-SOC end of panel a should therefore be read as a joint statement about shock exposure and SOM disequilibrium rather than about shock exposure alone (Supplementary Methods).</w:t>
+      </w:r>
+    </w:p>
+    <w:p>
+      <w:pPr>
+        <w:pStyle w:val="Normal"/>
+        <w:spacing w:lineRule="auto" w:line="480" w:before="0" w:after="200"/>
+        <w:rPr/>
+      </w:pPr>
+      <w:r>
+        <w:t xml:space="preserve">Under a sustained fertilizer price scenario calibrated to reduce regional fertilizer use by approximately 20% under S1 (a +104% price shock, production-weighted across regions and time-averaged across the years of sustained disruption), </w:t>
+      </w:r>
+      <w:r>
+        <w:t xml:space="preserve">the depletion-driven compensation channel active in S3 partially offsets the response, so the realized S3 reduction averages approximately 19% over the sustained-disruption period (production-weighted across regions and averaged over the disruption years).</w:t>
+      </w:r>
+      <w:r>
+        <w:t xml:space="preserve"> </w:t>
+      </w:r>
+      <w:r>
+        <w:t xml:space="preserve">Production-weighted global yield loss reaches 2.3% in year 1 and rises to 3.0% by year 10 as reduced residue return drives SOC depletion. Regional year-10 losses range from 1.2% (East Asia) to 5.1% (FSU/Central Asia), with South Asia at 4.8% and Sub-Saharan Africa at 4.7%. Latin America shows a modest modelled loss of 2.4% in year 10</w:t>
+      </w:r>
+      <w:r>
+        <w:t xml:space="preserve">, reflecting moderate price elasticity and lower yield response to fertilizer.</w:t>
       </w:r>
     </w:p>
     <w:p>
@@ -1587,8 +1714,13 @@
         <w:rPr/>
       </w:pPr>
       <w:r>
-        <w:rPr/>
-        <w:t>Pairwise diagnostics across the eight modeled regions show that total year-10 yield penalties are structured by multiple covarying soil, climate, productivity and economic descriptors rather than by soil buffering alone. Larger modeled yield losses are associated with lower SOC stocks,a lower calibrated yield ceiling (y_max), higher baseline water deficits and lower BNF potential; these descriptors covary across regions and should be interpreted as a structural context rather than as independent drivers (Supplementary Note 3). Gross-margin losses follow the same descriptor structure with stronger amplitude in regions where fertilizer is a larger share of cost (Supplementary Note 3). Fertilizer-demand and food-demand elasticities show directionally consistent associations with modeled vulnerability. Soil N buffer ratio alone is weakly associated with total year-10 penalty because short-run capacity buffering and longer-term SOM erosion operate in opposite directions. Thus, the within-region SOC gradient in figure 1 identifies the farm-level resilience lever, whereas regional vulnerability reflects the combined effects of soil condition, baseline productivity, water context, and behavioral and market responses.</w:t>
+        <w:t xml:space="preserve">Pairwise diagnostics across the eight modeled regions show that total year-10 yield penalties are structured by multiple covarying soil, climate, productivity and economic descriptors rather than by soil buffering alone. </w:t>
+      </w:r>
+      <w:r>
+        <w:t xml:space="preserve">Larger modeled yield losses are associated with lower SOC stocks, a lower calibrated yield ceiling (y_max)</w:t>
+      </w:r>
+      <w:r>
+        <w:t xml:space="preserve">, higher baseline water deficits and lower BNF potential; these descriptors covary across regions and should be interpreted as a structural context rather than as independent drivers (Supplementary Note 3). Gross-margin losses follow the same descriptor structure with stronger amplitude in regions where fertilizer is a larger share of cost (Supplementary Note 3). Fertilizer-demand and food-demand elasticities show directionally consistent associations with modeled vulnerability. Soil N buffer ratio alone is weakly associated with total year-10 penalty because short-run capacity buffering and longer-term SOM erosion operate in opposite directions. Thus, the within-region SOC gradient in figure 1 identifies the farm-level resilience lever, whereas regional vulnerability reflects the combined effects of soil condition, baseline productivity, water context, and behavioral and market responses.</w:t>
       </w:r>
     </w:p>
     <w:p>
@@ -1610,9 +1742,9 @@
         <w:rPr/>
         <w:drawing>
           <wp:inline distT="0" distB="0" distL="0" distR="0">
-            <wp:extent cx="5943600" cy="2644140"/>
+            <wp:extent cx="5943600" cy="2644367"/>
             <wp:effectExtent l="0" t="0" r="0" b="0"/>
-            <wp:docPr id="2" name="Image2" descr=""/>
+            <wp:docPr id="2" name="Image2"/>
             <wp:cNvGraphicFramePr>
               <a:graphicFrameLocks xmlns:a="http://schemas.openxmlformats.org/drawingml/2006/main" noChangeAspect="1"/>
             </wp:cNvGraphicFramePr>
@@ -1620,7 +1752,7 @@
               <a:graphicData uri="http://schemas.openxmlformats.org/drawingml/2006/picture">
                 <pic:pic xmlns:pic="http://schemas.openxmlformats.org/drawingml/2006/picture">
                   <pic:nvPicPr>
-                    <pic:cNvPr id="2" name="Image2" descr=""/>
+                    <pic:cNvPr id="2" name="Image2"/>
                     <pic:cNvPicPr>
                       <a:picLocks noChangeAspect="1" noChangeArrowheads="1"/>
                     </pic:cNvPicPr>
@@ -1634,11 +1766,12 @@
                   <pic:spPr bwMode="auto">
                     <a:xfrm>
                       <a:off x="0" y="0"/>
-                      <a:ext cx="5943600" cy="2644140"/>
+                      <a:ext cx="5943600" cy="2644367"/>
                     </a:xfrm>
                     <a:prstGeom prst="rect">
                       <a:avLst/>
                     </a:prstGeom>
+                    <a:noFill/>
                   </pic:spPr>
                 </pic:pic>
               </a:graphicData>
@@ -1727,7 +1860,23 @@
           <w:sz w:val="20"/>
           <w:szCs w:val="20"/>
         </w:rPr>
-        <w:t xml:space="preserve"> Total year-10 regional yield change plotted against regional mean SOC, with bubble size indicating absolute fertilizer-demand price elasticity. Panel a isolates the shock-specific SOC-buffering effect (the year-1 buffering direction is positive in every region across the joint-prior ensemble; at year 10, under the global soil-N depletion elasticity of −0.50, low-SOC farms partially offset declining mineralization with additional fertilizer purchases, producing non-monotone gradients at low SOC in Latin America, Sub-Saharan Africa and FSU/Central Asia, so year-10 gradients are conditional on that global scenario assumption), whereas panels b and c show total regional year-10 losses at regional mean SOC.</w:t>
+        <w:t xml:space="preserve"> Total year-10 regional yield change plotted against regional mean SOC, with bubble size indicating absolute fertilizer-demand price elasticity. Panel a isolates the shock-specific SOC-buffering effect</w:t>
+      </w:r>
+      <w:r>
+        <w:rPr>
+          <w:rFonts w:eastAsia="Arial" w:cs="Arial" w:ascii="Arial" w:hAnsi="Arial"/>
+          <w:sz w:val="20"/>
+          <w:szCs w:val="20"/>
+        </w:rPr>
+        <w:t xml:space="preserve"> (the year-1 buffering direction is positive in every region across the joint-prior ensemble; at year 10, under the global soil-N depletion elasticity of −0.50, low-SOC farms partially offset declining mineralization with additional fertilizer purchases, producing non-monotone gradients at low SOC in Latin America, Sub-Saharan Africa and FSU/Central Asia, so year-10 gradients are conditional on that global scenario assumption)</w:t>
+      </w:r>
+      <w:r>
+        <w:rPr>
+          <w:rFonts w:eastAsia="Arial" w:cs="Arial" w:ascii="Arial" w:hAnsi="Arial"/>
+          <w:sz w:val="20"/>
+          <w:szCs w:val="20"/>
+        </w:rPr>
+        <w:t xml:space="preserve">, whereas panels b and c show total regional year-10 losses at regional mean SOC.</w:t>
       </w:r>
     </w:p>
     <w:p>
@@ -1765,30 +1914,51 @@
         <w:rPr/>
       </w:pPr>
       <w:r>
-        <w:rPr/>
-        <w:t>When disruptions persist, reinforcing feedbacks compound the original nitrogen deficit: lower yields reduce residue return, accelerating SOM depletion and diminishing future mineralization capacity. The dominant feedback operates through the active pool (turnover 3 years; Methods) and the slow pool (half-life 19 years). A secondary feedback arises from reduced water-holding capacity as SOM declines [9].A 1-year pulse produces 2.3% global yield loss in year 1, with near-complete recovery to 0.01% by year 5 as soils re-equilibrate; the price shock ends with the pulse, so the residual loss in later years is attributable to soil state alone. A sustained 10-year disruption, by contrast, shows no recovery: loss rises from 2.3% in year 1 to 3.0% by year 10 as reduced crop residue return drives SOC depletion. Under 30 years of sustained disruption, Sub-Saharan Africa's SOC declines by 2.1% and its year-30 yield loss reaches 5.1% (South Asia 4.8%, FSU/Central Asia 5.2%). In percentage-of-stock terms, Sub-Saharan Africa and South Asia lose the largest shares of their soil carbon (2.14% and 2.09%); percentage SOC decline does not order regions the way yield loss does.</w:t>
-      </w:r>
-    </w:p>
-    <w:p>
-      <w:pPr>
-        <w:pStyle w:val="Normal"/>
-        <w:spacing w:lineRule="auto" w:line="480" w:before="0" w:after="200"/>
-        <w:rPr/>
-      </w:pPr>
-      <w:r>
-        <w:rPr/>
-        <w:t>Price-mediated shocks and physical supply constraints produce different long-run trajectories. In S3, the price shock is calibrated to drive a 20% reduction under S1 and realizes approximately 19% once the depletion-driven compensation channel (ε_F,N) is active: the soil buffer tempers the initial shock but does not prevent compounding, with global year-10 yield loss reaching 3.0% and continuing to rise to 3.1% by year 30 as SOM depletes. SC1, a literal physical 20% supply constraint sustained indefinitely, produces a larger year-10 loss (3.7%), about 0.7 percentage points beyond the price-mediated S3 case, reflecting the additional damage when the supply cap forecloses the depletion-driven compensation channel and applies a deeper effective cut, on the same compounding trajectory. SC2, in which the same physical constraint resolves linearly over 20 years, shows the opposite trajectory: a year-10 loss of 1.9% declines as supply returns, falling to 0.1% by year 20. The SC1–SC2 contrast quantifies the value of supply-side recovery: a permanent physical constraint (SC1) leaves a 3.8% loss at year 30, while the constraint that resolves leaves essentially none (0.02%).</w:t>
-      </w:r>
-    </w:p>
-    <w:p>
-      <w:pPr>
-        <w:pStyle w:val="Normal"/>
-        <w:spacing w:lineRule="auto" w:line="480" w:before="0" w:after="200"/>
-        <w:rPr/>
-      </w:pPr>
-      <w:r>
-        <w:rPr/>
-        <w:t>Replacing the Century/RothC engine with the microbially-explicit 4-pool SOM scheme (Methods) preserved the central conclusion that persistent disruptions erode the soil buffer, while producing SOC-loss estimates 0.9 to 2.5 times those of Century/RothC at year 30 (Supplementary Fig. S5; Supplementary table 2).</w:t>
+        <w:t xml:space="preserve">When disruptions persist, reinforcing feedbacks compound the original nitrogen deficit: lower yields reduce residue return, accelerating SOM depletion and diminishing future mineralization capacity. The dominant feedback operates through the active pool (turnover 3 years; Methods) and the slow pool (half-life 19 years). A secondary feedback arises from reduced water-holding capacity as SOM declines [9].</w:t>
+      </w:r>
+      <w:r>
+        <w:t xml:space="preserve">A 1-year pulse produces 2.3% global yield loss in year 1, with near-complete recovery to 0.01% by year 5 as soils re-equilibrate; the price shock ends with the pulse, so the residual loss in later years is attributable to soil state alone.</w:t>
+      </w:r>
+      <w:r>
+        <w:t xml:space="preserve"> A sustained 10-year disruption, by contrast, shows no recovery: </w:t>
+      </w:r>
+      <w:r>
+        <w:t xml:space="preserve">loss rises from 2.3% in year 1 to 3.0% by year 10 as reduced crop residue return drives SOC depletion. Under 30 years of sustained disruption, Sub-Saharan Africa's SOC declines by 2.1% and its year-30 yield loss reaches 5.1% (South Asia 4.8%, FSU/Central Asia 5.2%). In percentage-of-stock terms, Sub-Saharan Africa and South Asia lose the largest shares of their soil carbon (2.14% and 2.09%); percentage SOC decline does not order regions the way yield loss does.</w:t>
+      </w:r>
+    </w:p>
+    <w:p>
+      <w:pPr>
+        <w:pStyle w:val="Normal"/>
+        <w:spacing w:lineRule="auto" w:line="480" w:before="0" w:after="200"/>
+        <w:rPr/>
+      </w:pPr>
+      <w:r>
+        <w:t xml:space="preserve">Price-mediated shocks and physical supply constraints produce different long-run trajectories. In S3, </w:t>
+      </w:r>
+      <w:r>
+        <w:t xml:space="preserve">the price shock is calibrated to drive a 20% reduction under S1 and realizes approximately 19% once the depletion-driven compensation channel</w:t>
+      </w:r>
+      <w:r>
+        <w:t xml:space="preserve"> (ε_F,N) is active: the soil buffer tempers the initial shock but does not prevent compounding, </w:t>
+      </w:r>
+      <w:r>
+        <w:t xml:space="preserve">with global year-10 yield loss reaching 3.0% and continuing to rise to 3.1% by year 30 as SOM depletes. SC1, a literal physical 20% supply constraint sustained indefinitely, produces a larger year-10 loss (3.7%), about 0.7 percentage points beyond the price-mediated S3 case</w:t>
+      </w:r>
+      <w:r>
+        <w:t xml:space="preserve">, reflecting the additional damage when the supply cap forecloses the depletion-driven compensation channel and applies a deeper effective cut, on the same compounding trajectory. </w:t>
+      </w:r>
+      <w:r>
+        <w:t xml:space="preserve">SC2, in which the same physical constraint resolves linearly over 20 years, shows the opposite trajectory: a year-10 loss of 1.9% declines as supply returns, falling to 0.1% by year 20. The SC1–SC2 contrast quantifies the value of supply-side recovery: a permanent physical constraint (SC1) leaves a 3.8% loss at year 30, while the constraint that resolves leaves essentially none (0.02%).</w:t>
+      </w:r>
+    </w:p>
+    <w:p>
+      <w:pPr>
+        <w:pStyle w:val="Normal"/>
+        <w:spacing w:lineRule="auto" w:line="480" w:before="0" w:after="200"/>
+        <w:rPr/>
+      </w:pPr>
+      <w:r>
+        <w:t xml:space="preserve">Replacing the Century/RothC engine with a microbially-explicit 4-pool SOM scheme preserved the central conclusion that persistent disruptions erode the soil buffer; the quantitative engine comparison reported in the submitted version is withdrawn in this revision because the alternative engine is not part of the deposited code and its ratios cannot be regenerated (Supplementary Note 2).</w:t>
       </w:r>
     </w:p>
     <w:p>
@@ -1799,7 +1969,6 @@
           <w:rFonts w:ascii="Arial" w:hAnsi="Arial" w:eastAsia="Arial" w:cs="Arial"/>
           <w:b/>
           <w:bCs/>
-          <w:i/>
           <w:i/>
           <w:iCs/>
         </w:rPr>
@@ -1825,7 +1994,25 @@
         <w:rPr>
           <w:rFonts w:eastAsia="Arial"/>
         </w:rPr>
-        <w:t>Increasing modeled monthly N capture efficiency from 0.45 to 0.65 reduces Sub-Saharan African year-10 yield loss by approximately 8% (from 5.3% to 4.9%) under the sustained-disruption scenario (Supplementary Fig. S10). At the baseline efficiency of 0.75, the same scenario produces a 3.4% global year-10 yield loss; lower capture efficiency increases this loss and improved timing, placement, and enhanced-efficiency fertilizers reduce it. Monthly N capture efficiency is the maximum fraction of available soil mineral N (including both freshly applied fertilizer and SOM-derived mineralized N) that crops capture during the growing season, set by phenology and the synchrony between mineralization pulses and crop demand; we use the term to distinguish it from field-scale fertilizer recovery efficiency, which integrates losses across the soil-plant system. The capture-efficiency lever acts on a different timescale than SOM: SOM is the durable stock that determines how much mineral N is available, while in-season N capture determines what fraction of that available N is converted into crop production. The two are complementary rather than substitutable, and improving capture does not rebuild the underlying SOM stock.</w:t>
+        <w:t xml:space="preserve">Increasing modeled monthly N capture efficiency from 0.45 to 0.65 reduces Sub-Saharan African year-10 yield loss by approximately 8% (from 5.3% to 4.9%) under the sustained-disruption scenario (Supplementary Fig. S10).</w:t>
+      </w:r>
+      <w:r>
+        <w:rPr>
+          <w:rFonts w:eastAsia="Arial"/>
+        </w:rPr>
+        <w:t xml:space="preserve"> </w:t>
+      </w:r>
+      <w:r>
+        <w:rPr>
+          <w:rFonts w:eastAsia="Arial"/>
+        </w:rPr>
+        <w:t xml:space="preserve">At the baseline efficiency of 0.75, the same scenario produces a 3.0% global year-10 yield loss</w:t>
+      </w:r>
+      <w:r>
+        <w:rPr>
+          <w:rFonts w:eastAsia="Arial"/>
+        </w:rPr>
+        <w:t xml:space="preserve">; lower capture efficiency increases this loss and improved timing, placement, and enhanced-efficiency fertilizers reduce it. Monthly N capture efficiency is the maximum fraction of available soil mineral N (including both freshly applied fertilizer and SOM-derived mineralized N) that crops capture during the growing season, set by phenology and the synchrony between mineralization pulses and crop demand; we use the term to distinguish it from field-scale fertilizer recovery efficiency, which integrates losses across the soil-plant system. The capture-efficiency lever acts on a different timescale than SOM: SOM is the durable stock that determines how much mineral N is available, while in-season N capture determines what fraction of that available N is converted into crop production. The two are complementary rather than substitutable, and improving capture does not rebuild the underlying SOM stock.</w:t>
       </w:r>
     </w:p>
     <w:p>
@@ -1858,7 +2045,7 @@
         <mc:AlternateContent>
           <mc:Choice Requires="wpg">
             <w:drawing>
-              <wp:anchor behindDoc="0" distT="0" distB="0" distL="114300" distR="114300" simplePos="0" locked="0" layoutInCell="0" allowOverlap="1" relativeHeight="4" wp14:anchorId="372AFEFE">
+              <wp:anchor distT="0" distB="0" distL="114300" distR="114300" simplePos="0" relativeHeight="4" behindDoc="0" locked="0" layoutInCell="0" allowOverlap="1" wp14:anchorId="372AFEFE">
                 <wp:simplePos x="0" y="0"/>
                 <wp:positionH relativeFrom="column">
                   <wp:posOffset>0</wp:posOffset>
@@ -1866,7 +2053,7 @@
                 <wp:positionV relativeFrom="paragraph">
                   <wp:posOffset>635</wp:posOffset>
                 </wp:positionV>
-                <wp:extent cx="5943600" cy="6262370"/>
+                <wp:extent cx="5943600" cy="3970705"/>
                 <wp:effectExtent l="0" t="0" r="0" b="0"/>
                 <wp:wrapSquare wrapText="bothSides"/>
                 <wp:docPr id="3" name="Group 2"/>
@@ -1877,14 +2064,14 @@
                       <wpg:grpSpPr>
                         <a:xfrm>
                           <a:off x="0" y="0"/>
-                          <a:ext cx="5943600" cy="6262200"/>
+                          <a:ext cx="5943600" cy="3970705"/>
                           <a:chOff x="0" y="0"/>
                           <a:chExt cx="5943600" cy="6262200"/>
                         </a:xfrm>
                       </wpg:grpSpPr>
                       <pic:pic xmlns:pic="http://schemas.openxmlformats.org/drawingml/2006/picture">
                         <pic:nvPicPr>
-                          <pic:cNvPr id="4" name="Image2" descr=""/>
+                          <pic:cNvPr id="4" name="Image2"/>
                           <pic:cNvPicPr/>
                         </pic:nvPicPr>
                         <pic:blipFill>
@@ -1894,11 +2081,12 @@
                         <pic:spPr>
                           <a:xfrm>
                             <a:off x="0" y="0"/>
-                            <a:ext cx="5943600" cy="3711600"/>
+                            <a:ext cx="5943600" cy="3970705"/>
                           </a:xfrm>
                           <a:prstGeom prst="rect">
                             <a:avLst/>
                           </a:prstGeom>
+                          <a:noFill/>
                           <a:ln w="0">
                             <a:noFill/>
                           </a:ln>
@@ -1909,14 +2097,14 @@
                         <wps:cNvSpPr/>
                         <wps:spPr>
                           <a:xfrm>
-                            <a:off x="0" y="3766680"/>
-                            <a:ext cx="5943600" cy="2495520"/>
+                            <a:off x="0" y="3766320"/>
+                            <a:ext cx="5943600" cy="3970705"/>
                           </a:xfrm>
                           <a:prstGeom prst="rect">
                             <a:avLst/>
                           </a:prstGeom>
                           <a:solidFill>
-                            <a:srgbClr val="ffffff"/>
+                            <a:srgbClr val="FFFFFF"/>
                           </a:solidFill>
                           <a:ln w="0">
                             <a:noFill/>
@@ -2076,7 +2264,7 @@
                             </w:p>
                           </w:txbxContent>
                         </wps:txbx>
-                        <wps:bodyPr lIns="0" rIns="0" tIns="0" bIns="0" anchor="t">
+                        <wps:bodyPr lIns="0" tIns="0" rIns="0" bIns="0" anchor="t">
                           <a:noAutofit/>
                         </wps:bodyPr>
                       </wps:wsp>
@@ -2088,7 +2276,7 @@
           </mc:Choice>
           <mc:Fallback>
             <w:pict>
-              <v:group id="shape_0" alt="Group 2" style="position:absolute;margin-left:0pt;margin-top:0.05pt;width:468pt;height:493.1pt" coordorigin="0,1" coordsize="9360,9862">
+              <v:group id="shape_0" alt="Group 2" style="position:absolute;margin-left:0pt;margin-top:0pt;width:468pt;height:493.1pt" coordorigin="0,0" coordsize="9360,9862">
                 <v:shapetype id="_x0000_t75" coordsize="21600,21600" o:spt="75" o:preferrelative="t" path="m@4@5l@4@11@9@11@9@5xe" filled="f" stroked="f">
                   <v:stroke joinstyle="miter"/>
                   <v:formulas>
@@ -2108,12 +2296,12 @@
                   <v:path o:extrusionok="f" gradientshapeok="t" o:connecttype="rect"/>
                   <o:lock v:ext="edit" aspectratio="t"/>
                 </v:shapetype>
-                <v:shape id="shape_0" ID="Image2" stroked="f" o:allowincell="f" style="position:absolute;left:0;top:1;width:9359;height:5844;mso-wrap-style:none;v-text-anchor:middle" type="_x0000_t75">
+                <v:shape id="shape_0" stroked="f" o:allowincell="f" style="position:absolute;left:0;top:0;width:9359;height:5844;mso-wrap-style:none;v-text-anchor:middle" type="_x0000_t75">
                   <v:imagedata r:id="rId5" o:detectmouseclick="t"/>
                   <v:stroke color="#3465a4" joinstyle="round" endcap="flat"/>
                   <w10:wrap type="square"/>
                 </v:shape>
-                <v:rect id="shape_0" ID="Text Box 1" path="m0,0l-2147483645,0l-2147483645,-2147483646l0,-2147483646xe" fillcolor="white" stroked="f" o:allowincell="f" style="position:absolute;left:0;top:5933;width:9359;height:3929;mso-wrap-style:square;v-text-anchor:top">
+                <v:rect id="shape_0" fillcolor="white" stroked="f" o:allowincell="f" style="position:absolute;left:0;top:5931;width:9359;height:3930;mso-wrap-style:square;v-text-anchor:top">
                   <v:fill o:detectmouseclick="t" type="solid" color2="black"/>
                   <v:stroke color="#3465a4" joinstyle="round" endcap="flat"/>
                   <v:textbox>
@@ -2283,19 +2471,35 @@
         <w:rPr/>
       </w:pPr>
       <w:r>
-        <w:rPr/>
-        <w:t>Our model shows that SOM buffers fertilizer disruptions, but persistent disruptions degrade the buffer. At the farm scale, higher SOC reduces yield losses and, in the four priced regions, improves crop revenue net of nitrogen-fertilizer expenditure. At the regional scale, that biophysical buffer is amplified or dampened by behavioral and market responses. Over time, lower yields reduce residue return and erode the SOM stock that supplies the buffer.</w:t>
-      </w:r>
-    </w:p>
-    <w:p>
-      <w:pPr>
-        <w:pStyle w:val="Normal"/>
-        <w:spacing w:lineRule="auto" w:line="480" w:before="0" w:after="200"/>
-        <w:rPr/>
-      </w:pPr>
-      <w:r>
-        <w:rPr/>
-        <w:t xml:space="preserve">SOM functions as farm-level financial resilience, beyond its agronomic role in driving yield consistency. Coupling Century/RothC SOM dynamics with partial-equilibrium fertilizer demand reveals a within-region gradient in soil-mediated resilience: relative to farms at half the regional mean SOC, farms at the regional mean retain up to ~1 percentage point more crop revenue net of nitrogen-fertilizer expenditure under a 100% fertilizer-price spike (regional range 0.3–1.0 percentage points; figure 1b). In Sub-Saharan Africa, a farm at half the regional mean SOC loses 0.9% of net revenue where a farm at the mean is essentially unaffected, a contrast that is modest in absolute terms but concentrated exactly where liquidity-constrained smallholders decide whether to purchase next season's inputs. This financial framing is important because farmers make input decisions on margins, not yields, and because the regional policy case for soil-health investment therefore differs by context. In SSA, the case is tied to food security and liquidity constraints, where chronic poverty and low soil fertility reinforce each other [28]. In North America, where conventional buffers already dampen single-season losses to 1.5–2.2% yield loss across the same SOC range, it is primarily a margin-stability benefit under input-price volatility. </w:t>
+        <w:t xml:space="preserve">Our model shows that SOM buffers fertilizer disruptions, but persistent disruptions degrade the buffer. </w:t>
+      </w:r>
+      <w:r>
+        <w:t xml:space="preserve">At the farm scale, higher SOC reduces yield losses and, in the four priced regions, improves crop revenue net of nitrogen-fertilizer expenditure.</w:t>
+      </w:r>
+      <w:r>
+        <w:t xml:space="preserve"> At the regional scale, that biophysical buffer is amplified or dampened by behavioral and market responses. Over time, lower yields reduce residue return and erode the SOM stock that supplies the buffer.</w:t>
+      </w:r>
+    </w:p>
+    <w:p>
+      <w:pPr>
+        <w:pStyle w:val="Normal"/>
+        <w:spacing w:lineRule="auto" w:line="480" w:before="0" w:after="200"/>
+        <w:rPr/>
+      </w:pPr>
+      <w:r>
+        <w:t xml:space="preserve">SOM functions as farm-level financial resilience, beyond its agronomic role in driving yield consistency. Coupling Century/RothC SOM dynamics with partial-equilibrium fertilizer demand reveals a within-region gradient in soil-mediated resilience: relative to farms at half the regional mean SOC, </w:t>
+      </w:r>
+      <w:r>
+        <w:t xml:space="preserve">farms at the regional mean retain up to ~1 percentage point more crop revenue net of nitrogen-fertilizer expenditure under a 100% fertilizer-price spike (regional range 0.3–1.0 percentage points; figure 1b).</w:t>
+      </w:r>
+      <w:r>
+        <w:t xml:space="preserve"> </w:t>
+      </w:r>
+      <w:r>
+        <w:t xml:space="preserve">In Sub-Saharan Africa, a farm at half the regional mean SOC loses 0.9% of net revenue where a farm at the mean is essentially unaffected, a contrast that is modest in absolute terms but concentrated exactly where liquidity-constrained smallholders decide whether to purchase</w:t>
+      </w:r>
+      <w:r>
+        <w:t xml:space="preserve"> next season's inputs. This financial framing is important because farmers make input decisions on margins, not yields, and because the regional policy case for soil-health investment therefore differs by context. In SSA, the case is tied to food security and liquidity constraints, where chronic poverty and low soil fertility reinforce each other [28]. In North America, where conventional buffers already dampen single-season losses to 1.5–2.2% yield loss across the same SOC range, it is primarily a margin-stability benefit under input-price volatility. </w:t>
       </w:r>
     </w:p>
     <w:p>
@@ -2316,30 +2520,45 @@
         <w:rPr/>
       </w:pPr>
       <w:r>
-        <w:rPr/>
-        <w:t>SOM and in-season N capture address different parts of the same resilience problem and should be considered together. SOM increases the stock of organic nitrogen available when fertilizer access falls; improved in-season N capture increases the fraction of available mineral nitrogen converted into crop production. Our model represents this capture component of NUE rather than total field-scale NUE, which also includes loss avoidance and the conversion of captured N into harvestable yield, neither of which is explicitly resolved here. Even within that bounded interpretation, raising modeled monthly N capture efficiency from 0.45 to 0.65 reduces Sub-Saharan African year-10 yield loss by approximately 8% (Supplementary Fig. S10), indicating that improvements in timing, placement, retention and crop uptake can modestly extend the productive value of existing soil N buffering during disruption. The two levers are not substitutes for one another. NUE gains do not rebuild the soil buffer, and a larger soil buffer is realized as crop yield only when in-season capture is reasonably efficient. Soil-health investment and NUE improvement should therefore be treated as complementary resilience strategies: one builds durable nitrogen capital, the other improves its effective use when external N supply is constrained.</w:t>
-      </w:r>
-    </w:p>
-    <w:p>
-      <w:pPr>
-        <w:pStyle w:val="Normal"/>
-        <w:spacing w:lineRule="auto" w:line="480" w:before="0" w:after="200"/>
-        <w:rPr/>
-      </w:pPr>
-      <w:r>
-        <w:rPr/>
-        <w:t>SOM should be positioned as a complement to fertilizer access, not a substitute for it. The buffer function of SOM is largest when fertilizer use is maintained at productive levels: more residue returns sustain the SOM pool, and the same percentage fertilizer cut then produces a smaller absolute yield loss because the soil supplies a larger share of crop N. Soil health strategies that reduce fertilizer use without maintaining yields and residue return could shrink the buffer they are intended to provide. Persistent disruption illustrates this dynamic. A one-year price spike acts on a fixed soil buffer; a sustained disruption draws down the soil nitrogen capital that supplies it (figure 2c), and the SC1–SC2 contrast shows thata permanent physical constraint produces roughly ten times the year-30 yield loss of one that resolves linearly over 20 years. Once a sustained shortfall begins, stewardship alone cannot prevent the residue-return feedback. Short and long shocks call for different responses: year-1 capacity buffering points to the value of building mineralizable N before shocks arrive; long-term buffer erosion points to reducing the duration and depth of physical shocks themselves. Policy designs that pair soil health investment with stable fertilizer access during non-shock periods, and that activate the soil buffering value primarily during shock periods, are likely to outperform either lever applied alone.</w:t>
-      </w:r>
-    </w:p>
-    <w:p>
-      <w:pPr>
-        <w:pStyle w:val="Normal"/>
-        <w:spacing w:lineRule="auto" w:line="480" w:before="0" w:after="200"/>
-        <w:rPr/>
-      </w:pPr>
-      <w:r>
-        <w:rPr/>
-        <w:t>Parameter uncertainty shifts the magnitude of these effects but not their direction. Price elasticities carry substantial uncertainty, particularly for Sub-Saharan Africa (εF,PF: −0.15 to −0.70 across country-level estimates); halving all elasticities preserves the qualitative regional pattern while compressing global year-10 yield loss by approximately 50% (Supplementary Fig. S8). A joint-uncertainty analysis across plausible biophysical and economic ranges (Supplementary Note 6) confirms that the SOC-buffering effect is positive in every region (Supplementary Fig. S9). The country-level classification (figure 3) shows that the low-buffer/high-exposure geography is real but threshold-sensitive: under the default rule it covers 17.4% of FAOSTAT cropland and concentrates in Sub-Saharan Africa, South Asia, and parts of East and Southeast Asia; under cropland-area-weighted buffer thresholds it narrows to 4.85%. The classification therefore identifies where the within-region mechanism is most likely to be policy-relevant. Replacing Century/RothC with a microbially-explicit 4-pool SOM scheme preserves the qualitative conclusion that persistent disruption erodes the buffer but widens the uncertainty range (Supplementary Fig. S5; Supplementary table 2), implying that microbially driven stabilization feedbacks could accelerate soil nitrogen depletion under prolonged shortfalls and shorten the window over which the buffer remains intact.</w:t>
+        <w:t xml:space="preserve">SOM and in-season N capture address different parts of the same resilience problem and should be considered together. SOM increases the stock of organic nitrogen available when fertilizer access falls; improved in-season N capture increases the fraction of available mineral nitrogen converted into crop production. Our model represents this capture component of NUE rather than total field-scale NUE, which also includes loss avoidance and the conversion of captured N into harvestable yield, neither of which is explicitly resolved here. Even within that bounded interpretation, </w:t>
+      </w:r>
+      <w:r>
+        <w:t xml:space="preserve">raising modeled monthly N capture efficiency from 0.45 to 0.65 reduces Sub-Saharan African year-10 yield loss by approximately 8% (Supplementary Fig. S10), indicating that improvements in timing, placement, retention and crop uptake can modestly extend the productive value of existing soil N buffering during disruption.</w:t>
+      </w:r>
+      <w:r>
+        <w:t xml:space="preserve"> The two levers are not substitutes for one another. NUE gains do not rebuild the soil buffer, and a larger soil buffer is realized as crop yield only when in-season capture is reasonably efficient. Soil-health investment and NUE improvement should therefore be treated as complementary resilience strategies: one builds durable nitrogen capital, the other improves its effective use when external N supply is constrained.</w:t>
+      </w:r>
+    </w:p>
+    <w:p>
+      <w:pPr>
+        <w:pStyle w:val="Normal"/>
+        <w:spacing w:lineRule="auto" w:line="480" w:before="0" w:after="200"/>
+        <w:rPr/>
+      </w:pPr>
+      <w:r>
+        <w:t xml:space="preserve">SOM should be positioned as a complement to fertilizer access, not a substitute for it. The buffer function of SOM is largest when fertilizer use is maintained at productive levels: more residue returns sustain the SOM pool, and the same percentage fertilizer cut then produces a smaller absolute yield loss because the soil supplies a larger share of crop N. Soil health strategies that reduce fertilizer use without maintaining yields and residue return could shrink the buffer they are intended to provide. Persistent disruption illustrates this dynamic. A one-year price spike acts on a fixed soil buffer; a sustained disruption draws down the soil nitrogen capital that supplies it (figure 2c), and </w:t>
+      </w:r>
+      <w:r>
+        <w:t xml:space="preserve">the SC1–SC2 contrast shows that a permanent physical constraint leaves a 3.8% year-30 loss where one that resolves linearly essentially recovers (0.02%)</w:t>
+      </w:r>
+      <w:r>
+        <w:t xml:space="preserve"> over 20 years. Once a sustained shortfall begins, stewardship alone cannot prevent the residue-return feedback. Short and long shocks call for different responses: year-1 capacity buffering points to the value of building mineralizable N before shocks arrive; long-term buffer erosion points to reducing the duration and depth of physical shocks themselves. Policy designs that pair soil health investment with stable fertilizer access during non-shock periods, and that activate the soil buffering value primarily during shock periods, are likely to outperform either lever applied alone.</w:t>
+      </w:r>
+    </w:p>
+    <w:p>
+      <w:pPr>
+        <w:pStyle w:val="Normal"/>
+        <w:spacing w:lineRule="auto" w:line="480" w:before="0" w:after="200"/>
+        <w:rPr/>
+      </w:pPr>
+      <w:r>
+        <w:t xml:space="preserve">Parameter uncertainty shifts the magnitude of these effects but not their direction. Price elasticities carry substantial uncertainty, particularly for Sub-Saharan Africa (εF,PF: −0.15 to −0.70 across country-level estimates); </w:t>
+      </w:r>
+      <w:r>
+        <w:t xml:space="preserve">halving all elasticities preserves the qualitative regional pattern while compressing global year-10 yield loss by approximately 50% (Supplementary Fig. S8).</w:t>
+      </w:r>
+      <w:r>
+        <w:t xml:space="preserve"> A joint-uncertainty analysis across plausible biophysical and economic ranges (Supplementary Note 6) confirms that the SOC-buffering effect is positive in every region (Supplementary Fig. S9). The country-level classification (figure 3) shows that the low-buffer/high-exposure geography is real but threshold-sensitive: under the default rule it covers 17.4% of FAOSTAT cropland and concentrates in Sub-Saharan Africa, South Asia, and parts of East and Southeast Asia; under cropland-area-weighted buffer thresholds it narrows to 4.85%. The classification therefore identifies where the within-region mechanism is most likely to be policy-relevant. Replacing Century/RothC with a microbially-explicit 4-pool SOM scheme preserves the qualitative conclusion that persistent disruption erodes the buffer but widens the uncertainty range (Supplementary Fig. S5; Supplementary table 2), implying that microbially driven stabilization feedbacks could accelerate soil nitrogen depletion under prolonged shortfalls and shorten the window over which the buffer remains intact.</w:t>
       </w:r>
     </w:p>
     <w:p>
@@ -2381,8 +2600,13 @@
         <w:rPr/>
       </w:pPr>
       <w:r>
-        <w:rPr/>
-        <w:t>Soil organic matter functions as a dynamic nitrogen resilience stock that buffers farms and regions against fertilizer supply disruptions, but the buffer is finite and erodes when disruptions persist. Coupling soil nitrogen cycling with regional partial-equilibrium economics shows that within-region soil organic carbon gradients drive percentage-point differences in shock-induced yield and gross-margin losses, and that the largest soil-mediated contrasts occur where SOC is currently lowest and economic responsiveness is highest. Persistent shocks compound the original deficit by depleting the soil pool that supplies the buffer, shortening the window over which it remains intact. Two near-term priorities follow. First, treat the soil nitrogen buffer as an operational input to short-horizon food-security risk frameworks alongside trade exposure and fertilizer reliance, not as a long-term sustainability metric tracked separately. Second, soil-health investments and nitrogen use-efficiency interventions should be evaluated jointly against scenarios of sustained input disruption, not only acute price spikes. Targeted empirical work in low-SOC, high-exposure regions, paired with refined regional parameterisation of the soil-N depletion feedback, would tighten the quantitative inferences presented here and inform the design of soil-aware resilience strategies.</w:t>
+        <w:t xml:space="preserve">Soil organic matter functions as a dynamic nitrogen resilience stock that buffers farms and regions against fertilizer supply disruptions, but the buffer is finite and erodes when disruptions persist. Coupling soil nitrogen cycling with regional partial-equilibrium economics shows that within-region soil organic carbon </w:t>
+      </w:r>
+      <w:r>
+        <w:t xml:space="preserve">gradients drive percentage-point differences in shock-induced yield and net-revenue losses, and that the largest soil-mediated contrasts occu</w:t>
+      </w:r>
+      <w:r>
+        <w:t xml:space="preserve">r where SOC is currently lowest and economic responsiveness is highest. Persistent shocks compound the original deficit by depleting the soil pool that supplies the buffer, shortening the window over which it remains intact. Two near-term priorities follow. First, treat the soil nitrogen buffer as an operational input to short-horizon food-security risk frameworks alongside trade exposure and fertilizer reliance, not as a long-term sustainability metric tracked separately. Second, soil-health investments and nitrogen use-efficiency interventions should be evaluated jointly against scenarios of sustained input disruption, not only acute price spikes. Targeted empirical work in low-SOC, high-exposure regions, paired with refined regional parameterisation of the soil-N depletion feedback, would tighten the quantitative inferences presented here and inform the design of soil-aware resilience strategies.</w:t>
       </w:r>
     </w:p>
     <w:p>
@@ -2434,18 +2658,15 @@
         <w:rPr/>
       </w:pPr>
       <w:r>
-        <w:rPr/>
-        <w:t>AI use statement</w:t>
-      </w:r>
-    </w:p>
-    <w:p>
-      <w:pPr>
-        <w:pStyle w:val="Normal"/>
-        <w:rPr/>
-      </w:pPr>
-      <w:r>
-        <w:rPr/>
-        <w:t>The authors used Claude (Anthropic) to assist in implementing the coupled biophysical–economic model in Python, generating analysis and figure code, and technical manuscript copy-editing. Model design, parameter choices, and all interpretive conclusions are the authors' own; all AI-assisted outputs were verified by the authors.</w:t>
+        <w:t xml:space="preserve">AI use statement</w:t>
+      </w:r>
+    </w:p>
+    <w:p>
+      <w:pPr>
+        <w:rPr/>
+      </w:pPr>
+      <w:r>
+        <w:t xml:space="preserve">The authors used Claude (Anthropic) to assist in implementing the coupled biophysical–economic model in Python, generating analysis and figure code, and technical manuscript copy-editing. Model design, parameter choices, and all interpretive conclusions are the authors' own; all AI-assisted outputs were verified by the authors.</w:t>
       </w:r>
     </w:p>
     <w:p>
@@ -2505,7 +2726,7 @@
       <w:pPr>
         <w:pStyle w:val="Normal"/>
         <w:spacing w:before="0" w:after="120"/>
-        <w:ind w:hanging="360" w:left="360"/>
+        <w:ind w:hanging="360" w:start="360"/>
         <w:rPr/>
       </w:pPr>
       <w:r>
@@ -2529,7 +2750,7 @@
       <w:pPr>
         <w:pStyle w:val="Normal"/>
         <w:spacing w:before="0" w:after="120"/>
-        <w:ind w:hanging="360" w:left="360"/>
+        <w:ind w:hanging="360" w:start="360"/>
         <w:rPr/>
       </w:pPr>
       <w:r>
@@ -2553,7 +2774,7 @@
       <w:pPr>
         <w:pStyle w:val="Normal"/>
         <w:spacing w:before="0" w:after="120"/>
-        <w:ind w:hanging="360" w:left="360"/>
+        <w:ind w:hanging="360" w:start="360"/>
         <w:rPr/>
       </w:pPr>
       <w:r>
@@ -2587,7 +2808,7 @@
       <w:pPr>
         <w:pStyle w:val="Normal"/>
         <w:spacing w:before="0" w:after="120"/>
-        <w:ind w:hanging="360" w:left="360"/>
+        <w:ind w:hanging="360" w:start="360"/>
         <w:rPr/>
       </w:pPr>
       <w:r>
@@ -2621,7 +2842,7 @@
       <w:pPr>
         <w:pStyle w:val="Normal"/>
         <w:spacing w:before="0" w:after="120"/>
-        <w:ind w:hanging="360" w:left="360"/>
+        <w:ind w:hanging="360" w:start="360"/>
         <w:rPr/>
       </w:pPr>
       <w:r>
@@ -2633,7 +2854,7 @@
       <w:pPr>
         <w:pStyle w:val="Normal"/>
         <w:spacing w:before="0" w:after="120"/>
-        <w:ind w:hanging="360" w:left="360"/>
+        <w:ind w:hanging="360" w:start="360"/>
         <w:rPr/>
       </w:pPr>
       <w:r>
@@ -2657,7 +2878,7 @@
       <w:pPr>
         <w:pStyle w:val="Normal"/>
         <w:spacing w:before="0" w:after="120"/>
-        <w:ind w:hanging="360" w:left="360"/>
+        <w:ind w:hanging="360" w:start="360"/>
         <w:rPr/>
       </w:pPr>
       <w:r>
@@ -2681,7 +2902,7 @@
       <w:pPr>
         <w:pStyle w:val="Normal"/>
         <w:spacing w:before="0" w:after="120"/>
-        <w:ind w:hanging="360" w:left="360"/>
+        <w:ind w:hanging="360" w:start="360"/>
         <w:rPr/>
       </w:pPr>
       <w:r>
@@ -2715,7 +2936,7 @@
       <w:pPr>
         <w:pStyle w:val="Normal"/>
         <w:spacing w:before="0" w:after="120"/>
-        <w:ind w:hanging="360" w:left="360"/>
+        <w:ind w:hanging="360" w:start="360"/>
         <w:rPr/>
       </w:pPr>
       <w:r>
@@ -2749,7 +2970,7 @@
       <w:pPr>
         <w:pStyle w:val="Normal"/>
         <w:spacing w:before="0" w:after="120"/>
-        <w:ind w:hanging="360" w:left="360"/>
+        <w:ind w:hanging="360" w:start="360"/>
         <w:rPr/>
       </w:pPr>
       <w:r>
@@ -2783,7 +3004,7 @@
       <w:pPr>
         <w:pStyle w:val="Normal"/>
         <w:spacing w:before="0" w:after="120"/>
-        <w:ind w:hanging="360" w:left="360"/>
+        <w:ind w:hanging="360" w:start="360"/>
         <w:rPr/>
       </w:pPr>
       <w:r>
@@ -2817,7 +3038,7 @@
       <w:pPr>
         <w:pStyle w:val="Normal"/>
         <w:spacing w:before="0" w:after="120"/>
-        <w:ind w:hanging="360" w:left="360"/>
+        <w:ind w:hanging="360" w:start="360"/>
         <w:rPr/>
       </w:pPr>
       <w:r>
@@ -2851,7 +3072,7 @@
       <w:pPr>
         <w:pStyle w:val="Normal"/>
         <w:spacing w:before="0" w:after="120"/>
-        <w:ind w:hanging="360" w:left="360"/>
+        <w:ind w:hanging="360" w:start="360"/>
         <w:rPr/>
       </w:pPr>
       <w:r>
@@ -2885,7 +3106,7 @@
       <w:pPr>
         <w:pStyle w:val="Normal"/>
         <w:spacing w:before="0" w:after="120"/>
-        <w:ind w:hanging="360" w:left="360"/>
+        <w:ind w:hanging="360" w:start="360"/>
         <w:rPr/>
       </w:pPr>
       <w:r>
@@ -2909,7 +3130,7 @@
       <w:pPr>
         <w:pStyle w:val="Normal"/>
         <w:spacing w:before="0" w:after="120"/>
-        <w:ind w:hanging="360" w:left="360"/>
+        <w:ind w:hanging="360" w:start="360"/>
         <w:rPr/>
       </w:pPr>
       <w:r>
@@ -2943,7 +3164,7 @@
       <w:pPr>
         <w:pStyle w:val="Normal"/>
         <w:spacing w:before="0" w:after="120"/>
-        <w:ind w:hanging="360" w:left="360"/>
+        <w:ind w:hanging="360" w:start="360"/>
         <w:rPr/>
       </w:pPr>
       <w:r>
@@ -2977,7 +3198,7 @@
       <w:pPr>
         <w:pStyle w:val="Normal"/>
         <w:spacing w:before="0" w:after="120"/>
-        <w:ind w:hanging="360" w:left="360"/>
+        <w:ind w:hanging="360" w:start="360"/>
         <w:rPr/>
       </w:pPr>
       <w:r>
@@ -3011,7 +3232,7 @@
       <w:pPr>
         <w:pStyle w:val="Normal"/>
         <w:spacing w:before="0" w:after="120"/>
-        <w:ind w:hanging="360" w:left="360"/>
+        <w:ind w:hanging="360" w:start="360"/>
         <w:rPr/>
       </w:pPr>
       <w:r>
@@ -3045,7 +3266,7 @@
       <w:pPr>
         <w:pStyle w:val="Normal"/>
         <w:spacing w:before="0" w:after="120"/>
-        <w:ind w:hanging="360" w:left="360"/>
+        <w:ind w:hanging="360" w:start="360"/>
         <w:rPr/>
       </w:pPr>
       <w:r>
@@ -3079,7 +3300,7 @@
       <w:pPr>
         <w:pStyle w:val="Normal"/>
         <w:spacing w:before="0" w:after="120"/>
-        <w:ind w:hanging="360" w:left="360"/>
+        <w:ind w:hanging="360" w:start="360"/>
         <w:rPr/>
       </w:pPr>
       <w:r>
@@ -3113,7 +3334,7 @@
       <w:pPr>
         <w:pStyle w:val="Normal"/>
         <w:spacing w:before="0" w:after="120"/>
-        <w:ind w:hanging="360" w:left="360"/>
+        <w:ind w:hanging="360" w:start="360"/>
         <w:rPr/>
       </w:pPr>
       <w:r>
@@ -3147,7 +3368,7 @@
       <w:pPr>
         <w:pStyle w:val="Normal"/>
         <w:spacing w:before="0" w:after="120"/>
-        <w:ind w:hanging="360" w:left="360"/>
+        <w:ind w:hanging="360" w:start="360"/>
         <w:rPr/>
       </w:pPr>
       <w:r>
@@ -3171,7 +3392,7 @@
       <w:pPr>
         <w:pStyle w:val="Normal"/>
         <w:spacing w:before="0" w:after="120"/>
-        <w:ind w:hanging="360" w:left="360"/>
+        <w:ind w:hanging="360" w:start="360"/>
         <w:rPr/>
       </w:pPr>
       <w:r>
@@ -3205,7 +3426,7 @@
       <w:pPr>
         <w:pStyle w:val="Normal"/>
         <w:spacing w:before="0" w:after="120"/>
-        <w:ind w:hanging="360" w:left="360"/>
+        <w:ind w:hanging="360" w:start="360"/>
         <w:rPr/>
       </w:pPr>
       <w:r>
@@ -3239,7 +3460,7 @@
       <w:pPr>
         <w:pStyle w:val="Normal"/>
         <w:spacing w:before="0" w:after="120"/>
-        <w:ind w:hanging="360" w:left="360"/>
+        <w:ind w:hanging="360" w:start="360"/>
         <w:rPr/>
       </w:pPr>
       <w:r>
@@ -3269,7 +3490,7 @@
       <w:pPr>
         <w:pStyle w:val="Normal"/>
         <w:spacing w:before="0" w:after="120"/>
-        <w:ind w:hanging="360" w:left="360"/>
+        <w:ind w:hanging="360" w:start="360"/>
         <w:rPr/>
       </w:pPr>
       <w:r>
@@ -3303,7 +3524,7 @@
       <w:pPr>
         <w:pStyle w:val="Normal"/>
         <w:spacing w:before="0" w:after="120"/>
-        <w:ind w:hanging="360" w:left="360"/>
+        <w:ind w:hanging="360" w:start="360"/>
         <w:rPr/>
       </w:pPr>
       <w:r>
@@ -3315,7 +3536,7 @@
       <w:pPr>
         <w:pStyle w:val="Normal"/>
         <w:spacing w:before="0" w:after="120"/>
-        <w:ind w:hanging="360" w:left="360"/>
+        <w:ind w:hanging="360" w:start="360"/>
         <w:rPr/>
       </w:pPr>
       <w:r>
@@ -3349,7 +3570,7 @@
       <w:pPr>
         <w:pStyle w:val="Normal"/>
         <w:spacing w:before="0" w:after="120"/>
-        <w:ind w:hanging="360" w:left="360"/>
+        <w:ind w:hanging="360" w:start="360"/>
         <w:rPr/>
       </w:pPr>
       <w:r>
@@ -3383,7 +3604,7 @@
       <w:pPr>
         <w:pStyle w:val="Normal"/>
         <w:spacing w:before="0" w:after="120"/>
-        <w:ind w:hanging="360" w:left="360"/>
+        <w:ind w:hanging="360" w:start="360"/>
         <w:rPr/>
       </w:pPr>
       <w:r>
@@ -3417,7 +3638,7 @@
       <w:pPr>
         <w:pStyle w:val="Normal"/>
         <w:spacing w:before="0" w:after="120"/>
-        <w:ind w:hanging="360" w:left="360"/>
+        <w:ind w:hanging="360" w:start="360"/>
         <w:rPr/>
       </w:pPr>
       <w:r>
@@ -3451,7 +3672,7 @@
       <w:pPr>
         <w:pStyle w:val="Normal"/>
         <w:spacing w:before="0" w:after="120"/>
-        <w:ind w:hanging="360" w:left="360"/>
+        <w:ind w:hanging="360" w:start="360"/>
         <w:rPr/>
       </w:pPr>
       <w:r>
@@ -3485,7 +3706,7 @@
       <w:pPr>
         <w:pStyle w:val="Normal"/>
         <w:spacing w:before="0" w:after="120"/>
-        <w:ind w:hanging="360" w:left="360"/>
+        <w:ind w:hanging="360" w:start="360"/>
         <w:rPr/>
       </w:pPr>
       <w:r>
@@ -3509,7 +3730,7 @@
       <w:pPr>
         <w:pStyle w:val="Normal"/>
         <w:spacing w:before="0" w:after="120"/>
-        <w:ind w:hanging="360" w:left="360"/>
+        <w:ind w:hanging="360" w:start="360"/>
         <w:rPr/>
       </w:pPr>
       <w:r>
@@ -3543,7 +3764,7 @@
       <w:pPr>
         <w:pStyle w:val="Normal"/>
         <w:spacing w:before="0" w:after="120"/>
-        <w:ind w:hanging="360" w:left="360"/>
+        <w:ind w:hanging="360" w:start="360"/>
         <w:rPr/>
       </w:pPr>
       <w:r>
@@ -3555,7 +3776,7 @@
       <w:pPr>
         <w:pStyle w:val="Normal"/>
         <w:spacing w:before="0" w:after="120"/>
-        <w:ind w:hanging="360" w:left="360"/>
+        <w:ind w:hanging="360" w:start="360"/>
         <w:rPr/>
       </w:pPr>
       <w:r>
@@ -3567,7 +3788,7 @@
       <w:pPr>
         <w:pStyle w:val="Normal"/>
         <w:spacing w:before="0" w:after="120"/>
-        <w:ind w:hanging="360" w:left="360"/>
+        <w:ind w:hanging="360" w:start="360"/>
         <w:rPr/>
       </w:pPr>
       <w:r>
@@ -3631,7 +3852,7 @@
 </file>
 
 <file path=word/footer1.xml><?xml version="1.0" encoding="utf-8"?>
-<w:ftr xmlns:o="urn:schemas-microsoft-com:office:office" xmlns:r="http://schemas.openxmlformats.org/officeDocument/2006/relationships" xmlns:v="urn:schemas-microsoft-com:vml" xmlns:w="http://schemas.openxmlformats.org/wordprocessingml/2006/main" xmlns:w10="urn:schemas-microsoft-com:office:word" xmlns:wp="http://schemas.openxmlformats.org/drawingml/2006/wordprocessingDrawing" xmlns:wps="http://schemas.microsoft.com/office/word/2010/wordprocessingShape" xmlns:wpg="http://schemas.microsoft.com/office/word/2010/wordprocessingGroup" xmlns:mc="http://schemas.openxmlformats.org/markup-compatibility/2006" xmlns:wp14="http://schemas.microsoft.com/office/word/2010/wordprocessingDrawing" xmlns:w14="http://schemas.microsoft.com/office/word/2010/wordml" xmlns:w15="http://schemas.microsoft.com/office/word/2012/wordml" mc:Ignorable="w14 wp14 w15">
+<w:ftr xmlns:o="urn:schemas-microsoft-com:office:office" xmlns:r="http://schemas.openxmlformats.org/officeDocument/2006/relationships" xmlns:v="urn:schemas-microsoft-com:vml" xmlns:w="http://schemas.openxmlformats.org/wordprocessingml/2006/main" xmlns:w10="urn:schemas-microsoft-com:office:word" xmlns:wp="http://schemas.openxmlformats.org/drawingml/2006/wordprocessingDrawing" xmlns:pic="http://schemas.openxmlformats.org/drawingml/2006/picture" xmlns:wps="http://schemas.microsoft.com/office/word/2010/wordprocessingShape" xmlns:wpg="http://schemas.microsoft.com/office/word/2010/wordprocessingGroup" xmlns:mc="http://schemas.openxmlformats.org/markup-compatibility/2006" xmlns:wp14="http://schemas.microsoft.com/office/word/2010/wordprocessingDrawing" xmlns:w14="http://schemas.microsoft.com/office/word/2010/wordml" xmlns:w15="http://schemas.microsoft.com/office/word/2012/wordml" mc:Ignorable="w14 wp14 w15">
   <w:p>
     <w:pPr>
       <w:pStyle w:val="Footer"/>
@@ -3645,7 +3866,7 @@
 </file>
 
 <file path=word/footer2.xml><?xml version="1.0" encoding="utf-8"?>
-<w:ftr xmlns:o="urn:schemas-microsoft-com:office:office" xmlns:r="http://schemas.openxmlformats.org/officeDocument/2006/relationships" xmlns:v="urn:schemas-microsoft-com:vml" xmlns:w="http://schemas.openxmlformats.org/wordprocessingml/2006/main" xmlns:w10="urn:schemas-microsoft-com:office:word" xmlns:wp="http://schemas.openxmlformats.org/drawingml/2006/wordprocessingDrawing" xmlns:wps="http://schemas.microsoft.com/office/word/2010/wordprocessingShape" xmlns:wpg="http://schemas.microsoft.com/office/word/2010/wordprocessingGroup" xmlns:mc="http://schemas.openxmlformats.org/markup-compatibility/2006" xmlns:wp14="http://schemas.microsoft.com/office/word/2010/wordprocessingDrawing" xmlns:w14="http://schemas.microsoft.com/office/word/2010/wordml" xmlns:w15="http://schemas.microsoft.com/office/word/2012/wordml" mc:Ignorable="w14 wp14 w15">
+<w:ftr xmlns:o="urn:schemas-microsoft-com:office:office" xmlns:r="http://schemas.openxmlformats.org/officeDocument/2006/relationships" xmlns:v="urn:schemas-microsoft-com:vml" xmlns:w="http://schemas.openxmlformats.org/wordprocessingml/2006/main" xmlns:w10="urn:schemas-microsoft-com:office:word" xmlns:wp="http://schemas.openxmlformats.org/drawingml/2006/wordprocessingDrawing" xmlns:pic="http://schemas.openxmlformats.org/drawingml/2006/picture" xmlns:wps="http://schemas.microsoft.com/office/word/2010/wordprocessingShape" xmlns:wpg="http://schemas.microsoft.com/office/word/2010/wordprocessingGroup" xmlns:mc="http://schemas.openxmlformats.org/markup-compatibility/2006" xmlns:wp14="http://schemas.microsoft.com/office/word/2010/wordprocessingDrawing" xmlns:w14="http://schemas.microsoft.com/office/word/2010/wordml" xmlns:w15="http://schemas.microsoft.com/office/word/2012/wordml" mc:Ignorable="w14 wp14 w15">
   <w:p>
     <w:pPr>
       <w:pStyle w:val="Normal"/>
@@ -3662,33 +3883,33 @@
     </w:r>
     <w:r>
       <w:rPr>
+        <w:rFonts w:eastAsia="Arial" w:cs="Arial" w:ascii="Arial" w:hAnsi="Arial"/>
         <w:sz w:val="18"/>
         <w:szCs w:val="18"/>
-        <w:rFonts w:eastAsia="Arial" w:cs="Arial" w:ascii="Arial" w:hAnsi="Arial"/>
       </w:rPr>
       <w:instrText xml:space="preserve"> PAGE </w:instrText>
     </w:r>
     <w:r>
       <w:rPr>
+        <w:rFonts w:eastAsia="Arial" w:cs="Arial" w:ascii="Arial" w:hAnsi="Arial"/>
         <w:sz w:val="18"/>
         <w:szCs w:val="18"/>
-        <w:rFonts w:eastAsia="Arial" w:cs="Arial" w:ascii="Arial" w:hAnsi="Arial"/>
       </w:rPr>
       <w:fldChar w:fldCharType="separate"/>
     </w:r>
     <w:r>
       <w:rPr>
+        <w:rFonts w:eastAsia="Arial" w:cs="Arial" w:ascii="Arial" w:hAnsi="Arial"/>
         <w:sz w:val="18"/>
         <w:szCs w:val="18"/>
-        <w:rFonts w:eastAsia="Arial" w:cs="Arial" w:ascii="Arial" w:hAnsi="Arial"/>
       </w:rPr>
-      <w:t>32</w:t>
+      <w:t>30</w:t>
     </w:r>
     <w:r>
       <w:rPr>
+        <w:rFonts w:eastAsia="Arial" w:cs="Arial" w:ascii="Arial" w:hAnsi="Arial"/>
         <w:sz w:val="18"/>
         <w:szCs w:val="18"/>
-        <w:rFonts w:eastAsia="Arial" w:cs="Arial" w:ascii="Arial" w:hAnsi="Arial"/>
       </w:rPr>
       <w:fldChar w:fldCharType="end"/>
     </w:r>
@@ -3697,7 +3918,7 @@
 </file>
 
 <file path=word/footer3.xml><?xml version="1.0" encoding="utf-8"?>
-<w:ftr xmlns:o="urn:schemas-microsoft-com:office:office" xmlns:r="http://schemas.openxmlformats.org/officeDocument/2006/relationships" xmlns:v="urn:schemas-microsoft-com:vml" xmlns:w="http://schemas.openxmlformats.org/wordprocessingml/2006/main" xmlns:w10="urn:schemas-microsoft-com:office:word" xmlns:wp="http://schemas.openxmlformats.org/drawingml/2006/wordprocessingDrawing" xmlns:wps="http://schemas.microsoft.com/office/word/2010/wordprocessingShape" xmlns:wpg="http://schemas.microsoft.com/office/word/2010/wordprocessingGroup" xmlns:mc="http://schemas.openxmlformats.org/markup-compatibility/2006" xmlns:wp14="http://schemas.microsoft.com/office/word/2010/wordprocessingDrawing" xmlns:w14="http://schemas.microsoft.com/office/word/2010/wordml" xmlns:w15="http://schemas.microsoft.com/office/word/2012/wordml" mc:Ignorable="w14 wp14 w15">
+<w:ftr xmlns:o="urn:schemas-microsoft-com:office:office" xmlns:r="http://schemas.openxmlformats.org/officeDocument/2006/relationships" xmlns:v="urn:schemas-microsoft-com:vml" xmlns:w="http://schemas.openxmlformats.org/wordprocessingml/2006/main" xmlns:w10="urn:schemas-microsoft-com:office:word" xmlns:wp="http://schemas.openxmlformats.org/drawingml/2006/wordprocessingDrawing" xmlns:pic="http://schemas.openxmlformats.org/drawingml/2006/picture" xmlns:wps="http://schemas.microsoft.com/office/word/2010/wordprocessingShape" xmlns:wpg="http://schemas.microsoft.com/office/word/2010/wordprocessingGroup" xmlns:mc="http://schemas.openxmlformats.org/markup-compatibility/2006" xmlns:wp14="http://schemas.microsoft.com/office/word/2010/wordprocessingDrawing" xmlns:w14="http://schemas.microsoft.com/office/word/2010/wordml" xmlns:w15="http://schemas.microsoft.com/office/word/2012/wordml" mc:Ignorable="w14 wp14 w15">
   <w:p>
     <w:pPr>
       <w:pStyle w:val="Normal"/>
@@ -3714,33 +3935,33 @@
     </w:r>
     <w:r>
       <w:rPr>
+        <w:rFonts w:eastAsia="Arial" w:cs="Arial" w:ascii="Arial" w:hAnsi="Arial"/>
         <w:sz w:val="18"/>
         <w:szCs w:val="18"/>
-        <w:rFonts w:eastAsia="Arial" w:cs="Arial" w:ascii="Arial" w:hAnsi="Arial"/>
       </w:rPr>
       <w:instrText xml:space="preserve"> PAGE </w:instrText>
     </w:r>
     <w:r>
       <w:rPr>
+        <w:rFonts w:eastAsia="Arial" w:cs="Arial" w:ascii="Arial" w:hAnsi="Arial"/>
         <w:sz w:val="18"/>
         <w:szCs w:val="18"/>
-        <w:rFonts w:eastAsia="Arial" w:cs="Arial" w:ascii="Arial" w:hAnsi="Arial"/>
       </w:rPr>
       <w:fldChar w:fldCharType="separate"/>
     </w:r>
     <w:r>
       <w:rPr>
+        <w:rFonts w:eastAsia="Arial" w:cs="Arial" w:ascii="Arial" w:hAnsi="Arial"/>
         <w:sz w:val="18"/>
         <w:szCs w:val="18"/>
-        <w:rFonts w:eastAsia="Arial" w:cs="Arial" w:ascii="Arial" w:hAnsi="Arial"/>
       </w:rPr>
-      <w:t>32</w:t>
+      <w:t>30</w:t>
     </w:r>
     <w:r>
       <w:rPr>
+        <w:rFonts w:eastAsia="Arial" w:cs="Arial" w:ascii="Arial" w:hAnsi="Arial"/>
         <w:sz w:val="18"/>
         <w:szCs w:val="18"/>
-        <w:rFonts w:eastAsia="Arial" w:cs="Arial" w:ascii="Arial" w:hAnsi="Arial"/>
       </w:rPr>
       <w:fldChar w:fldCharType="end"/>
     </w:r>
@@ -3749,7 +3970,7 @@
 </file>
 
 <file path=word/header1.xml><?xml version="1.0" encoding="utf-8"?>
-<w:hdr xmlns:o="urn:schemas-microsoft-com:office:office" xmlns:r="http://schemas.openxmlformats.org/officeDocument/2006/relationships" xmlns:v="urn:schemas-microsoft-com:vml" xmlns:w="http://schemas.openxmlformats.org/wordprocessingml/2006/main" xmlns:w10="urn:schemas-microsoft-com:office:word" xmlns:wp="http://schemas.openxmlformats.org/drawingml/2006/wordprocessingDrawing" xmlns:wps="http://schemas.microsoft.com/office/word/2010/wordprocessingShape" xmlns:wpg="http://schemas.microsoft.com/office/word/2010/wordprocessingGroup" xmlns:mc="http://schemas.openxmlformats.org/markup-compatibility/2006" xmlns:wp14="http://schemas.microsoft.com/office/word/2010/wordprocessingDrawing" xmlns:w14="http://schemas.microsoft.com/office/word/2010/wordml" xmlns:w15="http://schemas.microsoft.com/office/word/2012/wordml" mc:Ignorable="w14 wp14 w15">
+<w:hdr xmlns:o="urn:schemas-microsoft-com:office:office" xmlns:r="http://schemas.openxmlformats.org/officeDocument/2006/relationships" xmlns:v="urn:schemas-microsoft-com:vml" xmlns:w="http://schemas.openxmlformats.org/wordprocessingml/2006/main" xmlns:w10="urn:schemas-microsoft-com:office:word" xmlns:wp="http://schemas.openxmlformats.org/drawingml/2006/wordprocessingDrawing" xmlns:pic="http://schemas.openxmlformats.org/drawingml/2006/picture" xmlns:wps="http://schemas.microsoft.com/office/word/2010/wordprocessingShape" xmlns:wpg="http://schemas.microsoft.com/office/word/2010/wordprocessingGroup" xmlns:mc="http://schemas.openxmlformats.org/markup-compatibility/2006" xmlns:wp14="http://schemas.microsoft.com/office/word/2010/wordprocessingDrawing" xmlns:w14="http://schemas.microsoft.com/office/word/2010/wordml" xmlns:w15="http://schemas.microsoft.com/office/word/2012/wordml" mc:Ignorable="w14 wp14 w15">
   <w:p>
     <w:pPr>
       <w:pStyle w:val="Header"/>
@@ -3763,7 +3984,7 @@
 </file>
 
 <file path=word/header2.xml><?xml version="1.0" encoding="utf-8"?>
-<w:hdr xmlns:o="urn:schemas-microsoft-com:office:office" xmlns:r="http://schemas.openxmlformats.org/officeDocument/2006/relationships" xmlns:v="urn:schemas-microsoft-com:vml" xmlns:w="http://schemas.openxmlformats.org/wordprocessingml/2006/main" xmlns:w10="urn:schemas-microsoft-com:office:word" xmlns:wp="http://schemas.openxmlformats.org/drawingml/2006/wordprocessingDrawing" xmlns:wps="http://schemas.microsoft.com/office/word/2010/wordprocessingShape" xmlns:wpg="http://schemas.microsoft.com/office/word/2010/wordprocessingGroup" xmlns:mc="http://schemas.openxmlformats.org/markup-compatibility/2006" xmlns:wp14="http://schemas.microsoft.com/office/word/2010/wordprocessingDrawing" xmlns:w14="http://schemas.microsoft.com/office/word/2010/wordml" xmlns:w15="http://schemas.microsoft.com/office/word/2012/wordml" mc:Ignorable="w14 wp14 w15">
+<w:hdr xmlns:o="urn:schemas-microsoft-com:office:office" xmlns:r="http://schemas.openxmlformats.org/officeDocument/2006/relationships" xmlns:v="urn:schemas-microsoft-com:vml" xmlns:w="http://schemas.openxmlformats.org/wordprocessingml/2006/main" xmlns:w10="urn:schemas-microsoft-com:office:word" xmlns:wp="http://schemas.openxmlformats.org/drawingml/2006/wordprocessingDrawing" xmlns:pic="http://schemas.openxmlformats.org/drawingml/2006/picture" xmlns:wps="http://schemas.microsoft.com/office/word/2010/wordprocessingShape" xmlns:wpg="http://schemas.microsoft.com/office/word/2010/wordprocessingGroup" xmlns:mc="http://schemas.openxmlformats.org/markup-compatibility/2006" xmlns:wp14="http://schemas.microsoft.com/office/word/2010/wordprocessingDrawing" xmlns:w14="http://schemas.microsoft.com/office/word/2010/wordml" xmlns:w15="http://schemas.microsoft.com/office/word/2012/wordml" mc:Ignorable="w14 wp14 w15">
   <w:p>
     <w:pPr>
       <w:pStyle w:val="Normal"/>
@@ -3781,7 +4002,7 @@
 </file>
 
 <file path=word/header3.xml><?xml version="1.0" encoding="utf-8"?>
-<w:hdr xmlns:o="urn:schemas-microsoft-com:office:office" xmlns:r="http://schemas.openxmlformats.org/officeDocument/2006/relationships" xmlns:v="urn:schemas-microsoft-com:vml" xmlns:w="http://schemas.openxmlformats.org/wordprocessingml/2006/main" xmlns:w10="urn:schemas-microsoft-com:office:word" xmlns:wp="http://schemas.openxmlformats.org/drawingml/2006/wordprocessingDrawing" xmlns:wps="http://schemas.microsoft.com/office/word/2010/wordprocessingShape" xmlns:wpg="http://schemas.microsoft.com/office/word/2010/wordprocessingGroup" xmlns:mc="http://schemas.openxmlformats.org/markup-compatibility/2006" xmlns:wp14="http://schemas.microsoft.com/office/word/2010/wordprocessingDrawing" xmlns:w14="http://schemas.microsoft.com/office/word/2010/wordml" xmlns:w15="http://schemas.microsoft.com/office/word/2012/wordml" mc:Ignorable="w14 wp14 w15">
+<w:hdr xmlns:o="urn:schemas-microsoft-com:office:office" xmlns:r="http://schemas.openxmlformats.org/officeDocument/2006/relationships" xmlns:v="urn:schemas-microsoft-com:vml" xmlns:w="http://schemas.openxmlformats.org/wordprocessingml/2006/main" xmlns:w10="urn:schemas-microsoft-com:office:word" xmlns:wp="http://schemas.openxmlformats.org/drawingml/2006/wordprocessingDrawing" xmlns:pic="http://schemas.openxmlformats.org/drawingml/2006/picture" xmlns:wps="http://schemas.microsoft.com/office/word/2010/wordprocessingShape" xmlns:wpg="http://schemas.microsoft.com/office/word/2010/wordprocessingGroup" xmlns:mc="http://schemas.openxmlformats.org/markup-compatibility/2006" xmlns:wp14="http://schemas.microsoft.com/office/word/2010/wordprocessingDrawing" xmlns:w14="http://schemas.microsoft.com/office/word/2010/wordml" xmlns:w15="http://schemas.microsoft.com/office/word/2012/wordml" mc:Ignorable="w14 wp14 w15">
   <w:p>
     <w:pPr>
       <w:pStyle w:val="Normal"/>
@@ -4201,7 +4422,7 @@
       <w:suppressAutoHyphens w:val="true"/>
       <w:bidi w:val="0"/>
       <w:spacing w:before="0" w:after="0"/>
-      <w:jc w:val="left"/>
+      <w:jc w:val="start"/>
     </w:pPr>
     <w:rPr>
       <w:rFonts w:ascii="Times New Roman" w:hAnsi="Times New Roman" w:eastAsia="Times New Roman" w:cs="Times New Roman"/>
@@ -4213,7 +4434,7 @@
     </w:rPr>
   </w:style>
   <w:style w:type="paragraph" w:styleId="Heading1">
-    <w:name w:val="Heading 1"/>
+    <w:name w:val="heading 1"/>
     <w:uiPriority w:val="9"/>
     <w:qFormat/>
     <w:pPr>
@@ -4221,7 +4442,7 @@
       <w:suppressAutoHyphens w:val="true"/>
       <w:bidi w:val="0"/>
       <w:spacing w:before="360" w:after="200"/>
-      <w:jc w:val="left"/>
+      <w:jc w:val="start"/>
       <w:outlineLvl w:val="0"/>
     </w:pPr>
     <w:rPr>
@@ -4236,7 +4457,7 @@
     </w:rPr>
   </w:style>
   <w:style w:type="paragraph" w:styleId="Heading2">
-    <w:name w:val="Heading 2"/>
+    <w:name w:val="heading 2"/>
     <w:uiPriority w:val="9"/>
     <w:unhideWhenUsed/>
     <w:qFormat/>
@@ -4245,7 +4466,7 @@
       <w:suppressAutoHyphens w:val="true"/>
       <w:bidi w:val="0"/>
       <w:spacing w:before="280" w:after="160"/>
-      <w:jc w:val="left"/>
+      <w:jc w:val="start"/>
       <w:outlineLvl w:val="1"/>
     </w:pPr>
     <w:rPr>
@@ -4260,7 +4481,7 @@
     </w:rPr>
   </w:style>
   <w:style w:type="paragraph" w:styleId="Heading3">
-    <w:name w:val="Heading 3"/>
+    <w:name w:val="heading 3"/>
     <w:uiPriority w:val="9"/>
     <w:unhideWhenUsed/>
     <w:qFormat/>
@@ -4269,7 +4490,7 @@
       <w:suppressAutoHyphens w:val="true"/>
       <w:bidi w:val="0"/>
       <w:spacing w:before="240" w:after="120"/>
-      <w:jc w:val="left"/>
+      <w:jc w:val="start"/>
       <w:outlineLvl w:val="2"/>
     </w:pPr>
     <w:rPr>
@@ -4286,7 +4507,7 @@
     </w:rPr>
   </w:style>
   <w:style w:type="paragraph" w:styleId="Heading4">
-    <w:name w:val="Heading 4"/>
+    <w:name w:val="heading 4"/>
     <w:uiPriority w:val="9"/>
     <w:semiHidden/>
     <w:unhideWhenUsed/>
@@ -4296,7 +4517,7 @@
       <w:suppressAutoHyphens w:val="true"/>
       <w:bidi w:val="0"/>
       <w:spacing w:before="0" w:after="0"/>
-      <w:jc w:val="left"/>
+      <w:jc w:val="start"/>
       <w:outlineLvl w:val="3"/>
     </w:pPr>
     <w:rPr>
@@ -4311,7 +4532,7 @@
     </w:rPr>
   </w:style>
   <w:style w:type="paragraph" w:styleId="Heading5">
-    <w:name w:val="Heading 5"/>
+    <w:name w:val="heading 5"/>
     <w:uiPriority w:val="9"/>
     <w:semiHidden/>
     <w:unhideWhenUsed/>
@@ -4321,7 +4542,7 @@
       <w:suppressAutoHyphens w:val="true"/>
       <w:bidi w:val="0"/>
       <w:spacing w:before="0" w:after="0"/>
-      <w:jc w:val="left"/>
+      <w:jc w:val="start"/>
       <w:outlineLvl w:val="4"/>
     </w:pPr>
     <w:rPr>
@@ -4334,7 +4555,7 @@
     </w:rPr>
   </w:style>
   <w:style w:type="paragraph" w:styleId="Heading6">
-    <w:name w:val="Heading 6"/>
+    <w:name w:val="heading 6"/>
     <w:uiPriority w:val="9"/>
     <w:semiHidden/>
     <w:unhideWhenUsed/>
@@ -4344,7 +4565,7 @@
       <w:suppressAutoHyphens w:val="true"/>
       <w:bidi w:val="0"/>
       <w:spacing w:before="0" w:after="0"/>
-      <w:jc w:val="left"/>
+      <w:jc w:val="start"/>
       <w:outlineLvl w:val="5"/>
     </w:pPr>
     <w:rPr>
@@ -4375,13 +4596,23 @@
   </w:style>
   <w:style w:type="character" w:styleId="FootnoteCharacters" w:customStyle="1">
     <w:name w:val="Footnote Characters"/>
+    <w:uiPriority w:val="99"/>
+    <w:semiHidden/>
+    <w:unhideWhenUsed/>
+    <w:qFormat/>
+    <w:rPr>
+      <w:vertAlign w:val="superscript"/>
+    </w:rPr>
+  </w:style>
+  <w:style w:type="character" w:styleId="FootnoteCharactersuser" w:customStyle="1">
+    <w:name w:val="Footnote Characters (user)"/>
     <w:qFormat/>
     <w:rPr>
       <w:vertAlign w:val="superscript"/>
     </w:rPr>
   </w:style>
   <w:style w:type="character" w:styleId="FootnoteReference">
-    <w:name w:val="Footnote Reference"/>
+    <w:name w:val="footnote reference"/>
     <w:rPr>
       <w:vertAlign w:val="superscript"/>
     </w:rPr>
@@ -4400,13 +4631,23 @@
   </w:style>
   <w:style w:type="character" w:styleId="EndnoteCharacters" w:customStyle="1">
     <w:name w:val="Endnote Characters"/>
+    <w:uiPriority w:val="99"/>
+    <w:semiHidden/>
+    <w:unhideWhenUsed/>
+    <w:qFormat/>
+    <w:rPr>
+      <w:vertAlign w:val="superscript"/>
+    </w:rPr>
+  </w:style>
+  <w:style w:type="character" w:styleId="EndnoteCharactersuser" w:customStyle="1">
+    <w:name w:val="Endnote Characters (user)"/>
     <w:qFormat/>
     <w:rPr>
       <w:vertAlign w:val="superscript"/>
     </w:rPr>
   </w:style>
   <w:style w:type="character" w:styleId="EndnoteReference">
-    <w:name w:val="Endnote Reference"/>
+    <w:name w:val="endnote reference"/>
     <w:rPr>
       <w:vertAlign w:val="superscript"/>
     </w:rPr>
@@ -4423,7 +4664,7 @@
       <w:szCs w:val="20"/>
     </w:rPr>
   </w:style>
-  <w:style w:type="character" w:styleId="annotationreference">
+  <w:style w:type="character" w:styleId="CommentReference">
     <w:name w:val="annotation reference"/>
     <w:basedOn w:val="DefaultParagraphFont"/>
     <w:uiPriority w:val="99"/>
@@ -4439,7 +4680,7 @@
   <w:style w:type="character" w:styleId="CommentTextChar" w:customStyle="1">
     <w:name w:val="Comment Text Char"/>
     <w:basedOn w:val="DefaultParagraphFont"/>
-    <w:link w:val="AnnotationText"/>
+    <w:link w:val="CommentText"/>
     <w:uiPriority w:val="99"/>
     <w:qFormat/>
     <w:rsid w:val="00bf6eb9"/>
@@ -4464,7 +4705,7 @@
     </w:rPr>
   </w:style>
   <w:style w:type="character" w:styleId="LineNumber">
-    <w:name w:val="Line Number"/>
+    <w:name w:val="line number"/>
     <w:basedOn w:val="DefaultParagraphFont"/>
     <w:uiPriority w:val="99"/>
     <w:semiHidden/>
@@ -4513,7 +4754,7 @@
     <w:rPr/>
   </w:style>
   <w:style w:type="paragraph" w:styleId="Caption">
-    <w:name w:val="Caption"/>
+    <w:name w:val="caption"/>
     <w:basedOn w:val="Normal"/>
     <w:qFormat/>
     <w:pPr>
@@ -4543,7 +4784,7 @@
       <w:suppressAutoHyphens w:val="true"/>
       <w:bidi w:val="0"/>
       <w:spacing w:before="0" w:after="0"/>
-      <w:jc w:val="left"/>
+      <w:jc w:val="start"/>
     </w:pPr>
     <w:rPr>
       <w:rFonts w:ascii="Times New Roman" w:hAnsi="Times New Roman" w:eastAsia="Times New Roman" w:cs="Times New Roman"/>
@@ -4562,7 +4803,7 @@
       <w:suppressAutoHyphens w:val="true"/>
       <w:bidi w:val="0"/>
       <w:spacing w:before="0" w:after="0"/>
-      <w:jc w:val="left"/>
+      <w:jc w:val="start"/>
     </w:pPr>
     <w:rPr>
       <w:rFonts w:ascii="Times New Roman" w:hAnsi="Times New Roman" w:eastAsia="Times New Roman" w:cs="Times New Roman"/>
@@ -4583,7 +4824,7 @@
       <w:suppressAutoHyphens w:val="true"/>
       <w:bidi w:val="0"/>
       <w:spacing w:before="0" w:after="0"/>
-      <w:jc w:val="left"/>
+      <w:jc w:val="start"/>
     </w:pPr>
     <w:rPr>
       <w:rFonts w:ascii="Times New Roman" w:hAnsi="Times New Roman" w:eastAsia="Times New Roman" w:cs="Times New Roman"/>
@@ -4595,7 +4836,7 @@
     </w:rPr>
   </w:style>
   <w:style w:type="paragraph" w:styleId="FootnoteText">
-    <w:name w:val="Footnote Text"/>
+    <w:name w:val="footnote text"/>
     <w:link w:val="FootnoteTextChar"/>
     <w:uiPriority w:val="99"/>
     <w:semiHidden/>
@@ -4605,7 +4846,7 @@
       <w:suppressAutoHyphens w:val="true"/>
       <w:bidi w:val="0"/>
       <w:spacing w:before="0" w:after="0"/>
-      <w:jc w:val="left"/>
+      <w:jc w:val="start"/>
     </w:pPr>
     <w:rPr>
       <w:rFonts w:ascii="Times New Roman" w:hAnsi="Times New Roman" w:eastAsia="Times New Roman" w:cs="Times New Roman"/>
@@ -4617,7 +4858,7 @@
     </w:rPr>
   </w:style>
   <w:style w:type="paragraph" w:styleId="EndnoteText">
-    <w:name w:val="Endnote Text"/>
+    <w:name w:val="endnote text"/>
     <w:link w:val="EndnoteTextChar"/>
     <w:uiPriority w:val="99"/>
     <w:semiHidden/>
@@ -4627,7 +4868,7 @@
       <w:suppressAutoHyphens w:val="true"/>
       <w:bidi w:val="0"/>
       <w:spacing w:before="0" w:after="0"/>
-      <w:jc w:val="left"/>
+      <w:jc w:val="start"/>
     </w:pPr>
     <w:rPr>
       <w:rFonts w:ascii="Times New Roman" w:hAnsi="Times New Roman" w:eastAsia="Times New Roman" w:cs="Times New Roman"/>
@@ -4638,8 +4879,8 @@
       <w:lang w:val="en-US" w:eastAsia="en-US" w:bidi="ar-SA"/>
     </w:rPr>
   </w:style>
-  <w:style w:type="paragraph" w:styleId="AnnotationText">
-    <w:name w:val="Annotation Text"/>
+  <w:style w:type="paragraph" w:styleId="CommentText">
+    <w:name w:val="annotation text"/>
     <w:basedOn w:val="Normal"/>
     <w:link w:val="CommentTextChar"/>
     <w:uiPriority w:val="99"/>
@@ -4653,8 +4894,8 @@
   </w:style>
   <w:style w:type="paragraph" w:styleId="annotationsubject">
     <w:name w:val="annotation subject"/>
-    <w:basedOn w:val="AnnotationText"/>
-    <w:next w:val="AnnotationText"/>
+    <w:basedOn w:val="CommentText"/>
+    <w:next w:val="CommentText"/>
     <w:link w:val="CommentSubjectChar"/>
     <w:uiPriority w:val="99"/>
     <w:semiHidden/>
@@ -4678,7 +4919,7 @@
       <w:suppressAutoHyphens w:val="true"/>
       <w:bidi w:val="0"/>
       <w:spacing w:before="0" w:after="0"/>
-      <w:jc w:val="left"/>
+      <w:jc w:val="start"/>
     </w:pPr>
     <w:rPr>
       <w:rFonts w:ascii="Times New Roman" w:hAnsi="Times New Roman" w:eastAsia="Times New Roman" w:cs="Times New Roman"/>
@@ -4697,7 +4938,7 @@
     <w:rPr/>
   </w:style>
   <w:style w:type="paragraph" w:styleId="Header">
-    <w:name w:val="Header"/>
+    <w:name w:val="header"/>
     <w:basedOn w:val="HeaderandFooter"/>
     <w:pPr>
       <w:suppressLineNumbers/>
@@ -4705,7 +4946,7 @@
     <w:rPr/>
   </w:style>
   <w:style w:type="paragraph" w:styleId="Footer">
-    <w:name w:val="Footer"/>
+    <w:name w:val="footer"/>
     <w:basedOn w:val="HeaderandFooter"/>
     <w:pPr>
       <w:suppressLineNumbers/>
@@ -4762,37 +5003,37 @@
         <a:srgbClr val="000000"/>
       </a:dk1>
       <a:lt1>
-        <a:srgbClr val="ffffff"/>
+        <a:srgbClr val="FFFFFF"/>
       </a:lt1>
       <a:dk2>
-        <a:srgbClr val="0e2841"/>
+        <a:srgbClr val="0E2841"/>
       </a:dk2>
       <a:lt2>
-        <a:srgbClr val="e8e8e8"/>
+        <a:srgbClr val="E8E8E8"/>
       </a:lt2>
       <a:accent1>
         <a:srgbClr val="156082"/>
       </a:accent1>
       <a:accent2>
-        <a:srgbClr val="e97132"/>
+        <a:srgbClr val="E97132"/>
       </a:accent2>
       <a:accent3>
-        <a:srgbClr val="196b24"/>
+        <a:srgbClr val="196B24"/>
       </a:accent3>
       <a:accent4>
-        <a:srgbClr val="0f9ed5"/>
+        <a:srgbClr val="0F9ED5"/>
       </a:accent4>
       <a:accent5>
-        <a:srgbClr val="a02b93"/>
+        <a:srgbClr val="A02B93"/>
       </a:accent5>
       <a:accent6>
-        <a:srgbClr val="4ea72e"/>
+        <a:srgbClr val="4EA72E"/>
       </a:accent6>
       <a:hlink>
         <a:srgbClr val="467886"/>
       </a:hlink>
       <a:folHlink>
-        <a:srgbClr val="96607d"/>
+        <a:srgbClr val="96607D"/>
       </a:folHlink>
     </a:clrScheme>
     <a:fontScheme name="Office">

--- a/resumbission/v17/Wallenstein-Manning_ERFS_manuscript_v17-clean.docx
+++ b/resumbission/v17/Wallenstein-Manning_ERFS_manuscript_v17-clean.docx
@@ -1365,9 +1365,7 @@
           <w:rStyle w:val="Strong"/>
         </w:rPr>
       </w:pPr>
-      <w:r>
-        <w:rPr/>
-      </w:r>
+      <w:r/>
     </w:p>
     <w:p>
       <w:pPr>
@@ -1720,7 +1718,13 @@
         <w:t xml:space="preserve">Larger modeled yield losses are associated with lower SOC stocks, a lower calibrated yield ceiling (y_max)</w:t>
       </w:r>
       <w:r>
-        <w:t xml:space="preserve">, higher baseline water deficits and lower BNF potential; these descriptors covary across regions and should be interpreted as a structural context rather than as independent drivers (Supplementary Note 3). Gross-margin losses follow the same descriptor structure with stronger amplitude in regions where fertilizer is a larger share of cost (Supplementary Note 3). Fertilizer-demand and food-demand elasticities show directionally consistent associations with modeled vulnerability. Soil N buffer ratio alone is weakly associated with total year-10 penalty because short-run capacity buffering and longer-term SOM erosion operate in opposite directions. Thus, the within-region SOC gradient in figure 1 identifies the farm-level resilience lever, whereas regional vulnerability reflects the combined effects of soil condition, baseline productivity, water context, and behavioral and market responses.</w:t>
+        <w:t xml:space="preserve">, higher baseline water deficits and lower BNF potential; these descriptors covary across regions and should be interpreted as a structural context rather than as independent drivers (Supplementary Note 3). </w:t>
+      </w:r>
+      <w:r>
+        <w:t xml:space="preserve">Partial net-revenue impacts are larger where nitrogen expenditure claims a greater share of crop revenue, evaluated for the four regions with audited price pairs (figure 1b; Methods).</w:t>
+      </w:r>
+      <w:r>
+        <w:t xml:space="preserve"> Fertilizer-demand and food-demand elasticities show directionally consistent associations with modeled vulnerability. Soil N buffer ratio alone is weakly associated with total year-10 penalty because short-run capacity buffering and longer-term SOM erosion operate in opposite directions. Thus, the within-region SOC gradient in figure 1 identifies the farm-level resilience lever, whereas regional vulnerability reflects the combined effects of soil condition, baseline productivity, water context, and behavioral and market responses.</w:t>
       </w:r>
     </w:p>
     <w:p>
@@ -2509,8 +2513,13 @@
         <w:rPr/>
       </w:pPr>
       <w:r>
-        <w:rPr/>
-        <w:t>This farm-level buffer scales into regional vulnerability through the interaction of soil condition with the economic structure farmers face. As a descriptive diagnostic across the eight modeled regions, current-period soil N buffer ratio contributes modestly to cross-regional yield sensitivity; fertilizer-demand elasticity, base-yield position, food-demand elasticity and the fertilizer share in regional gross margin explain how farm-level buffering scales into regional outcomes (Supplementary Note 3). Effects were concentrated where farmers faced high domestic fertilizer-price pass-through, limited ability to benefit from higher crop prices, and greater sensitivity of input demand to fertilizer prices. Vos et al. [29] document the uneven regional impact of the 2021–2022 fertilizer shock; Assefa et al. [30] provide direct evidence from Ethiopia that smallholder fertilizer demand was more responsive to fertilizer prices than to output prices; Amankwah et al. [31] document parallel patterns from cross-country smallholder surveys in Sub-Saharan Africa during the 2020–2023 polycrisis period. The regions least able to absorb a fertilizer shock are those where degraded soil buffering and economic exposure coincide, a combination concentrated in the smallholder systems of Sub-Saharan Africa and South Asia. Latin America illustrates the inverse trap: its modest modeled losses under sustained disruption reflect cropland expansion that generates land-use change emissions that need to be weighed against avoided food-security impact [32]. Soil-capital resilience reduces environmental impacts; frontier-expansion resilience compounds them. Vulnerability frameworks that treat soil and economic responses independently miss this interaction.</w:t>
+        <w:t xml:space="preserve">This farm-level buffer scales into regional vulnerability through the interaction of soil condition with the economic structure farmers face. As a descriptive diagnostic across the eight modeled regions, current-period soil N buffer ratio contributes modestly to cross-regional yield sensitivity; fertilizer-demand elasticity, base-yield position, food-demand elasticity </w:t>
+      </w:r>
+      <w:r>
+        <w:t xml:space="preserve">and the land-response coefficient</w:t>
+      </w:r>
+      <w:r>
+        <w:t xml:space="preserve"> explain how farm-level buffering scales into regional outcomes (Supplementary Note 3). Effects were concentrated where farmers faced high domestic fertilizer-price pass-through, limited ability to benefit from higher crop prices, and greater sensitivity of input demand to fertilizer prices. Vos et al. [29] document the uneven regional impact of the 2021–2022 fertilizer shock; Assefa et al. [30] provide direct evidence from Ethiopia that smallholder fertilizer demand was more responsive to fertilizer prices than to output prices; Amankwah et al. [31] document parallel patterns from cross-country smallholder surveys in Sub-Saharan Africa during the 2020–2023 polycrisis period. The regions least able to absorb a fertilizer shock are those where degraded soil buffering and economic exposure coincide, a combination concentrated in the smallholder systems of Sub-Saharan Africa and South Asia. Latin America illustrates the inverse trap: its modest modeled losses under sustained disruption reflect cropland expansion that generates land-use change emissions that need to be weighed against avoided food-security impact [32]. Soil-capital resilience reduces environmental impacts; frontier-expansion resilience compounds them. Vulnerability frameworks that treat soil and economic responses independently miss this interaction.</w:t>
       </w:r>
     </w:p>
     <w:p>
@@ -2558,7 +2567,10 @@
         <w:t xml:space="preserve">halving all elasticities preserves the qualitative regional pattern while compressing global year-10 yield loss by approximately 50% (Supplementary Fig. S8).</w:t>
       </w:r>
       <w:r>
-        <w:t xml:space="preserve"> A joint-uncertainty analysis across plausible biophysical and economic ranges (Supplementary Note 6) confirms that the SOC-buffering effect is positive in every region (Supplementary Fig. S9). The country-level classification (figure 3) shows that the low-buffer/high-exposure geography is real but threshold-sensitive: under the default rule it covers 17.4% of FAOSTAT cropland and concentrates in Sub-Saharan Africa, South Asia, and parts of East and Southeast Asia; under cropland-area-weighted buffer thresholds it narrows to 4.85%. The classification therefore identifies where the within-region mechanism is most likely to be policy-relevant. Replacing Century/RothC with a microbially-explicit 4-pool SOM scheme preserves the qualitative conclusion that persistent disruption erodes the buffer but widens the uncertainty range (Supplementary Fig. S5; Supplementary table 2), implying that microbially driven stabilization feedbacks could accelerate soil nitrogen depletion under prolonged shortfalls and shorten the window over which the buffer remains intact.</w:t>
+        <w:t xml:space="preserve"> A joint-uncertainty analysis across plausible biophysical and economic ranges (Supplementary Note 6) confirms that the SOC-buffering effect is positive in every region (Supplementary Fig. S9). The country-level classification (figure 3) shows that the low-buffer/high-exposure geography is real but threshold-sensitive: under the default rule it covers 17.4% of FAOSTAT cropland and concentrates in Sub-Saharan Africa, South Asia, and parts of East and Southeast Asia; under cropland-area-weighted buffer thresholds it narrows to 4.85%. The classification therefore identifies where the within-region mechanism is most likely to be policy-relevant. </w:t>
+      </w:r>
+      <w:r>
+        <w:t xml:space="preserve">Replacing Century/RothC with a microbially-explicit 4-pool SOM scheme preserves the qualitative conclusion that persistent disruption erodes the buffer; the quantitative engine comparison is withdrawn in this revision because the alternative engine is not part of the deposited code (Supplementary Note 2). Microbially driven stabilization feedbacks could in principle accelerate soil nitrogen depletion under prolonged shortfalls and shorten the window over which the buffer remains intact; quantifying that possibility requires a regenerable implementation.</w:t>
       </w:r>
     </w:p>
     <w:p>
